--- a/materials/计算机系统基础/docx/第二章.docx
+++ b/materials/计算机系统基础/docx/第二章.docx
@@ -259,147 +259,7 @@
           <w:szCs w:val="24"/>
           <w:lang w:eastAsia="zh-CN"/>
         </w:rPr>
-        <w:t>8 位补码最小负数为10000000（真值 - 128），但该</w:t>
-      </w:r>
-      <w:proofErr w:type="gramStart"/>
-      <w:r>
-        <w:rPr>
-          <w:color w:val="0000FF"/>
-          <w:sz w:val="24"/>
-          <w:szCs w:val="24"/>
-          <w:lang w:eastAsia="zh-CN"/>
-        </w:rPr>
-        <w:t>编码仅</w:t>
-      </w:r>
-      <w:proofErr w:type="gramEnd"/>
-      <w:r>
-        <w:rPr>
-          <w:color w:val="0000FF"/>
-          <w:sz w:val="24"/>
-          <w:szCs w:val="24"/>
-          <w:lang w:eastAsia="zh-CN"/>
-        </w:rPr>
-        <w:t xml:space="preserve">含 1 </w:t>
-      </w:r>
-      <w:proofErr w:type="gramStart"/>
-      <w:r>
-        <w:rPr>
-          <w:color w:val="0000FF"/>
-          <w:sz w:val="24"/>
-          <w:szCs w:val="24"/>
-          <w:lang w:eastAsia="zh-CN"/>
-        </w:rPr>
-        <w:t>个</w:t>
-      </w:r>
-      <w:proofErr w:type="gramEnd"/>
-      <w:r>
-        <w:rPr>
-          <w:color w:val="0000FF"/>
-          <w:sz w:val="24"/>
-          <w:szCs w:val="24"/>
-          <w:lang w:eastAsia="zh-CN"/>
-        </w:rPr>
-        <w:t xml:space="preserve"> “1”，不满足题目 3 </w:t>
-      </w:r>
-      <w:proofErr w:type="gramStart"/>
-      <w:r>
-        <w:rPr>
-          <w:color w:val="0000FF"/>
-          <w:sz w:val="24"/>
-          <w:szCs w:val="24"/>
-          <w:lang w:eastAsia="zh-CN"/>
-        </w:rPr>
-        <w:t>个</w:t>
-      </w:r>
-      <w:proofErr w:type="gramEnd"/>
-      <w:r>
-        <w:rPr>
-          <w:color w:val="0000FF"/>
-          <w:sz w:val="24"/>
-          <w:szCs w:val="24"/>
-          <w:lang w:eastAsia="zh-CN"/>
-        </w:rPr>
-        <w:t xml:space="preserve"> 1 的条件。已知符号位已经占用 1 </w:t>
-      </w:r>
-      <w:proofErr w:type="gramStart"/>
-      <w:r>
-        <w:rPr>
-          <w:color w:val="0000FF"/>
-          <w:sz w:val="24"/>
-          <w:szCs w:val="24"/>
-          <w:lang w:eastAsia="zh-CN"/>
-        </w:rPr>
-        <w:t>个</w:t>
-      </w:r>
-      <w:proofErr w:type="gramEnd"/>
-      <w:r>
-        <w:rPr>
-          <w:color w:val="0000FF"/>
-          <w:sz w:val="24"/>
-          <w:szCs w:val="24"/>
-          <w:lang w:eastAsia="zh-CN"/>
-        </w:rPr>
-        <w:t xml:space="preserve"> 1，还需要再放置 2 </w:t>
-      </w:r>
-      <w:proofErr w:type="gramStart"/>
-      <w:r>
-        <w:rPr>
-          <w:color w:val="0000FF"/>
-          <w:sz w:val="24"/>
-          <w:szCs w:val="24"/>
-          <w:lang w:eastAsia="zh-CN"/>
-        </w:rPr>
-        <w:t>个</w:t>
-      </w:r>
-      <w:proofErr w:type="gramEnd"/>
-      <w:r>
-        <w:rPr>
-          <w:color w:val="0000FF"/>
-          <w:sz w:val="24"/>
-          <w:szCs w:val="24"/>
-          <w:lang w:eastAsia="zh-CN"/>
-        </w:rPr>
-        <w:t xml:space="preserve"> 1；想要补码整体数值尽可能小，除符号位外其余高位全</w:t>
-      </w:r>
-      <w:proofErr w:type="gramStart"/>
-      <w:r>
-        <w:rPr>
-          <w:color w:val="0000FF"/>
-          <w:sz w:val="24"/>
-          <w:szCs w:val="24"/>
-          <w:lang w:eastAsia="zh-CN"/>
-        </w:rPr>
-        <w:t>部置</w:t>
-      </w:r>
-      <w:proofErr w:type="gramEnd"/>
-      <w:r>
-        <w:rPr>
-          <w:color w:val="0000FF"/>
-          <w:sz w:val="24"/>
-          <w:szCs w:val="24"/>
-          <w:lang w:eastAsia="zh-CN"/>
-        </w:rPr>
-        <w:t xml:space="preserve"> 0，仅在最低两位放剩余 2 </w:t>
-      </w:r>
-      <w:proofErr w:type="gramStart"/>
-      <w:r>
-        <w:rPr>
-          <w:color w:val="0000FF"/>
-          <w:sz w:val="24"/>
-          <w:szCs w:val="24"/>
-          <w:lang w:eastAsia="zh-CN"/>
-        </w:rPr>
-        <w:t>个</w:t>
-      </w:r>
-      <w:proofErr w:type="gramEnd"/>
-      <w:r>
-        <w:rPr>
-          <w:color w:val="0000FF"/>
-          <w:sz w:val="24"/>
-          <w:szCs w:val="24"/>
-          <w:lang w:eastAsia="zh-CN"/>
-        </w:rPr>
-        <w:t xml:space="preserve"> 1。得到符合条件的补码： </w:t>
+        <w:t xml:space="preserve">8 位补码最小负数为10000000（真值 - 128），但该编码仅含 1 个 “1”，不满足题目 3 个 1 的条件。已知符号位已经占用 1 个 1，还需要再放置 2 个 1；想要补码整体数值尽可能小，除符号位外其余高位全部置 0，仅在最低两位放剩余 2 个 1。得到符合条件的补码： </w:t>
       </w:r>
       <w:r>
         <w:rPr>
@@ -1513,27 +1373,7 @@
           <w:szCs w:val="24"/>
           <w:lang w:eastAsia="zh-CN"/>
         </w:rPr>
-        <w:t>解析：IEEE754单精度：1位符号+</w:t>
-      </w:r>
-      <w:proofErr w:type="gramStart"/>
-      <w:r>
-        <w:rPr>
-          <w:color w:val="0000FF"/>
-          <w:sz w:val="24"/>
-          <w:szCs w:val="24"/>
-          <w:lang w:eastAsia="zh-CN"/>
-        </w:rPr>
-        <w:t>8位阶码</w:t>
-      </w:r>
-      <w:proofErr w:type="gramEnd"/>
-      <w:r>
-        <w:rPr>
-          <w:color w:val="0000FF"/>
-          <w:sz w:val="24"/>
-          <w:szCs w:val="24"/>
-          <w:lang w:eastAsia="zh-CN"/>
-        </w:rPr>
-        <w:t>+23位尾数。转换步骤：</w:t>
+        <w:t>解析：IEEE754单精度：1位符号+8位阶码+23位尾数。转换步骤：</w:t>
       </w:r>
     </w:p>
     <w:p>
@@ -2474,7 +2314,6 @@
         </w:rPr>
         <w:t>3）计算</w:t>
       </w:r>
-      <w:proofErr w:type="gramStart"/>
       <w:r>
         <w:rPr>
           <w:rFonts w:hint="eastAsia"/>
@@ -2494,7 +2333,6 @@
         </w:rPr>
         <w:t>阶码</w:t>
       </w:r>
-      <w:proofErr w:type="gramEnd"/>
       <w:r>
         <w:rPr>
           <w:rFonts w:hint="eastAsia"/>
@@ -2559,7 +2397,6 @@
           <w:lang w:eastAsia="zh-CN"/>
         </w:rPr>
       </w:pPr>
-      <w:proofErr w:type="gramStart"/>
       <w:r>
         <w:rPr>
           <w:color w:val="0000FF"/>
@@ -2567,17 +2404,7 @@
           <w:szCs w:val="24"/>
           <w:lang w:eastAsia="zh-CN"/>
         </w:rPr>
-        <w:t>阶码占</w:t>
-      </w:r>
-      <w:proofErr w:type="gramEnd"/>
-      <w:r>
-        <w:rPr>
-          <w:color w:val="0000FF"/>
-          <w:sz w:val="24"/>
-          <w:szCs w:val="24"/>
-          <w:lang w:eastAsia="zh-CN"/>
-        </w:rPr>
-        <w:t xml:space="preserve"> 8bit，作为无符号整数，取值范围</w:t>
+        <w:t>阶码占 8bit，作为无符号整数，取值范围</w:t>
       </w:r>
       <w:r>
         <w:rPr>
@@ -3107,51 +2934,7 @@
           <w:szCs w:val="24"/>
           <w:lang w:eastAsia="zh-CN"/>
         </w:rPr>
-        <w:t>拼接顺序:S(</w:t>
-      </w:r>
-      <w:proofErr w:type="gramStart"/>
-      <w:r>
-        <w:rPr>
-          <w:rFonts w:hint="eastAsia"/>
-          <w:color w:val="0000FF"/>
-          <w:sz w:val="24"/>
-          <w:szCs w:val="24"/>
-          <w:lang w:eastAsia="zh-CN"/>
-        </w:rPr>
-        <w:t>1)+</w:t>
-      </w:r>
-      <w:proofErr w:type="gramEnd"/>
-      <w:r>
-        <w:rPr>
-          <w:rFonts w:hint="eastAsia"/>
-          <w:color w:val="0000FF"/>
-          <w:sz w:val="24"/>
-          <w:szCs w:val="24"/>
-          <w:lang w:eastAsia="zh-CN"/>
-        </w:rPr>
-        <w:t>E(</w:t>
-      </w:r>
-      <w:proofErr w:type="gramStart"/>
-      <w:r>
-        <w:rPr>
-          <w:rFonts w:hint="eastAsia"/>
-          <w:color w:val="0000FF"/>
-          <w:sz w:val="24"/>
-          <w:szCs w:val="24"/>
-          <w:lang w:eastAsia="zh-CN"/>
-        </w:rPr>
-        <w:t>8)+M(</w:t>
-      </w:r>
-      <w:proofErr w:type="gramEnd"/>
-      <w:r>
-        <w:rPr>
-          <w:rFonts w:hint="eastAsia"/>
-          <w:color w:val="0000FF"/>
-          <w:sz w:val="24"/>
-          <w:szCs w:val="24"/>
-          <w:lang w:eastAsia="zh-CN"/>
-        </w:rPr>
-        <w:t>23)</w:t>
+        <w:t>拼接顺序:S(1)+E(8)+M(23)</w:t>
       </w:r>
       <w:r>
         <w:rPr>
@@ -3511,27 +3294,7 @@
           <w:szCs w:val="24"/>
           <w:lang w:eastAsia="zh-CN"/>
         </w:rPr>
-        <w:t>3. 某</w:t>
-      </w:r>
-      <w:proofErr w:type="gramStart"/>
-      <w:r>
-        <w:rPr>
-          <w:color w:val="000000"/>
-          <w:sz w:val="24"/>
-          <w:szCs w:val="24"/>
-          <w:lang w:eastAsia="zh-CN"/>
-        </w:rPr>
-        <w:t>数采用</w:t>
-      </w:r>
-      <w:proofErr w:type="gramEnd"/>
-      <w:r>
-        <w:rPr>
-          <w:color w:val="000000"/>
-          <w:sz w:val="24"/>
-          <w:szCs w:val="24"/>
-          <w:lang w:eastAsia="zh-CN"/>
-        </w:rPr>
-        <w:t>IEEE754单精度浮点数格式表示为C6400000H，则该数的值（单选题） [10分]</w:t>
+        <w:t>3. 某数采用IEEE754单精度浮点数格式表示为C6400000H，则该数的值（单选题） [10分]</w:t>
       </w:r>
       <w:r>
         <w:rPr>
@@ -3620,27 +3383,7 @@
           <w:szCs w:val="24"/>
           <w:lang w:eastAsia="zh-CN"/>
         </w:rPr>
-        <w:t>解析：IEEE754单精度：1位符号+</w:t>
-      </w:r>
-      <w:proofErr w:type="gramStart"/>
-      <w:r>
-        <w:rPr>
-          <w:color w:val="0000FF"/>
-          <w:sz w:val="24"/>
-          <w:szCs w:val="24"/>
-          <w:lang w:eastAsia="zh-CN"/>
-        </w:rPr>
-        <w:t>8位阶码</w:t>
-      </w:r>
-      <w:proofErr w:type="gramEnd"/>
-      <w:r>
-        <w:rPr>
-          <w:color w:val="0000FF"/>
-          <w:sz w:val="24"/>
-          <w:szCs w:val="24"/>
-          <w:lang w:eastAsia="zh-CN"/>
-        </w:rPr>
-        <w:t>+23位尾数。</w:t>
+        <w:t>解析：IEEE754单精度：1位符号+8位阶码+23位尾数。</w:t>
       </w:r>
     </w:p>
     <w:p>
@@ -4820,27 +4563,7 @@
           <w:szCs w:val="18"/>
           <w:lang w:eastAsia="zh-CN"/>
         </w:rPr>
-        <w:t>方法</w:t>
-      </w:r>
-      <w:proofErr w:type="gramStart"/>
-      <w:r>
-        <w:rPr>
-          <w:color w:val="0000FF"/>
-          <w:sz w:val="18"/>
-          <w:szCs w:val="18"/>
-          <w:lang w:eastAsia="zh-CN"/>
-        </w:rPr>
-        <w:t>一</w:t>
-      </w:r>
-      <w:proofErr w:type="gramEnd"/>
-      <w:r>
-        <w:rPr>
-          <w:color w:val="0000FF"/>
-          <w:sz w:val="18"/>
-          <w:szCs w:val="18"/>
-          <w:lang w:eastAsia="zh-CN"/>
-        </w:rPr>
-        <w:t>：补码求原码</w:t>
+        <w:t>方法一：补码求原码</w:t>
       </w:r>
     </w:p>
     <w:p>
@@ -4861,27 +4584,7 @@
           <w:szCs w:val="18"/>
           <w:lang w:eastAsia="zh-CN"/>
         </w:rPr>
-        <w:t>① 补码</w:t>
-      </w:r>
-      <w:proofErr w:type="gramStart"/>
-      <w:r>
-        <w:rPr>
-          <w:color w:val="0000FF"/>
-          <w:sz w:val="18"/>
-          <w:szCs w:val="18"/>
-          <w:lang w:eastAsia="zh-CN"/>
-        </w:rPr>
-        <w:t>数值位</w:t>
-      </w:r>
-      <w:proofErr w:type="gramEnd"/>
-      <w:r>
-        <w:rPr>
-          <w:color w:val="0000FF"/>
-          <w:sz w:val="18"/>
-          <w:szCs w:val="18"/>
-          <w:lang w:eastAsia="zh-CN"/>
-        </w:rPr>
-        <w:t>取反，再加 1；符号位保持不变</w:t>
+        <w:t>① 补码数值位取反，再加 1；符号位保持不变</w:t>
       </w:r>
     </w:p>
     <w:p>
@@ -4902,27 +4605,7 @@
           <w:szCs w:val="18"/>
           <w:lang w:eastAsia="zh-CN"/>
         </w:rPr>
-        <w:t>② 原码符号位 1，</w:t>
-      </w:r>
-      <w:proofErr w:type="gramStart"/>
-      <w:r>
-        <w:rPr>
-          <w:color w:val="0000FF"/>
-          <w:sz w:val="18"/>
-          <w:szCs w:val="18"/>
-          <w:lang w:eastAsia="zh-CN"/>
-        </w:rPr>
-        <w:t>数值位转小数</w:t>
-      </w:r>
-      <w:proofErr w:type="gramEnd"/>
-      <w:r>
-        <w:rPr>
-          <w:color w:val="0000FF"/>
-          <w:sz w:val="18"/>
-          <w:szCs w:val="18"/>
-          <w:lang w:eastAsia="zh-CN"/>
-        </w:rPr>
-        <w:t>，加负号即为真值</w:t>
+        <w:t>② 原码符号位 1，数值位转小数，加负号即为真值</w:t>
       </w:r>
     </w:p>
     <w:p>
@@ -5131,7 +4814,6 @@
           <w:lang w:eastAsia="zh-CN"/>
         </w:rPr>
       </w:pPr>
-      <w:proofErr w:type="gramStart"/>
       <w:r>
         <w:rPr>
           <w:rFonts w:hint="eastAsia"/>
@@ -5140,18 +4822,7 @@
           <w:szCs w:val="24"/>
           <w:lang w:eastAsia="zh-CN"/>
         </w:rPr>
-        <w:t>数值位</w:t>
-      </w:r>
-      <w:proofErr w:type="gramEnd"/>
-      <w:r>
-        <w:rPr>
-          <w:rFonts w:hint="eastAsia"/>
-          <w:color w:val="0000FF"/>
-          <w:sz w:val="24"/>
-          <w:szCs w:val="24"/>
-          <w:lang w:eastAsia="zh-CN"/>
-        </w:rPr>
-        <w:t xml:space="preserve">全部取反: </w:t>
+        <w:t xml:space="preserve">数值位全部取反: </w:t>
       </w:r>
       <m:oMath>
         <m:r>
@@ -5241,7 +4912,6 @@
           <w:lang w:eastAsia="zh-CN"/>
         </w:rPr>
       </w:pPr>
-      <w:proofErr w:type="gramStart"/>
       <w:r>
         <w:rPr>
           <w:rFonts w:hint="eastAsia"/>
@@ -5250,18 +4920,7 @@
           <w:szCs w:val="24"/>
           <w:lang w:eastAsia="zh-CN"/>
         </w:rPr>
-        <w:t>取反后</w:t>
-      </w:r>
-      <w:proofErr w:type="gramEnd"/>
-      <w:r>
-        <w:rPr>
-          <w:rFonts w:hint="eastAsia"/>
-          <w:color w:val="0000FF"/>
-          <w:sz w:val="24"/>
-          <w:szCs w:val="24"/>
-          <w:lang w:eastAsia="zh-CN"/>
-        </w:rPr>
-        <w:t>+1:00000+1 = 00001</w:t>
+        <w:t>取反后+1:00000+1 = 00001</w:t>
       </w:r>
     </w:p>
     <w:p>
@@ -6183,27 +5842,7 @@
           <w:szCs w:val="24"/>
           <w:lang w:eastAsia="zh-CN"/>
         </w:rPr>
-        <w:t>IEEE754 单精度结构：1 位符号 S + 8 位</w:t>
-      </w:r>
-      <w:proofErr w:type="gramStart"/>
-      <w:r>
-        <w:rPr>
-          <w:color w:val="0000FF"/>
-          <w:sz w:val="24"/>
-          <w:szCs w:val="24"/>
-          <w:lang w:eastAsia="zh-CN"/>
-        </w:rPr>
-        <w:t>偏移阶码</w:t>
-      </w:r>
-      <w:proofErr w:type="gramEnd"/>
-      <w:r>
-        <w:rPr>
-          <w:color w:val="0000FF"/>
-          <w:sz w:val="24"/>
-          <w:szCs w:val="24"/>
-          <w:lang w:eastAsia="zh-CN"/>
-        </w:rPr>
-        <w:t xml:space="preserve"> E (偏移 127) + 23 位尾数 M</w:t>
+        <w:t>IEEE754 单精度结构：1 位符号 S + 8 位偏移阶码 E (偏移 127) + 23 位尾数 M</w:t>
       </w:r>
     </w:p>
     <w:p>
@@ -7037,31 +6676,7 @@
           <w:szCs w:val="24"/>
           <w:lang w:eastAsia="zh-CN"/>
         </w:rPr>
-        <w:t>计算</w:t>
-      </w:r>
-      <w:proofErr w:type="gramStart"/>
-      <w:r>
-        <w:rPr>
-          <w:b/>
-          <w:bCs/>
-          <w:color w:val="0000FF"/>
-          <w:sz w:val="24"/>
-          <w:szCs w:val="24"/>
-          <w:lang w:eastAsia="zh-CN"/>
-        </w:rPr>
-        <w:t>偏移阶码</w:t>
-      </w:r>
-      <w:proofErr w:type="gramEnd"/>
-      <w:r>
-        <w:rPr>
-          <w:b/>
-          <w:bCs/>
-          <w:color w:val="0000FF"/>
-          <w:sz w:val="24"/>
-          <w:szCs w:val="24"/>
-          <w:lang w:eastAsia="zh-CN"/>
-        </w:rPr>
-        <w:t xml:space="preserve"> E</w:t>
+        <w:t>计算偏移阶码 E</w:t>
       </w:r>
     </w:p>
     <w:p>
@@ -7669,35 +7284,6 @@
       <w:pPr>
         <w:rPr>
           <w:rFonts w:hint="eastAsia"/>
-          <w:sz w:val="24"/>
-          <w:szCs w:val="24"/>
-          <w:lang w:eastAsia="zh-CN"/>
-        </w:rPr>
-      </w:pPr>
-      <w:r>
-        <w:rPr>
-          <w:color w:val="FF0000"/>
-          <w:sz w:val="24"/>
-          <w:szCs w:val="24"/>
-          <w:lang w:eastAsia="zh-CN"/>
-        </w:rPr>
-        <w:t>正确答案：</w:t>
-      </w:r>
-      <w:r>
-        <w:rPr>
-          <w:rFonts w:hint="eastAsia"/>
-          <w:color w:val="FF0000"/>
-          <w:sz w:val="24"/>
-          <w:szCs w:val="24"/>
-          <w:lang w:eastAsia="zh-CN"/>
-        </w:rPr>
-        <w:t>110011011110</w:t>
-      </w:r>
-    </w:p>
-    <w:p>
-      <w:pPr>
-        <w:rPr>
-          <w:rFonts w:hint="eastAsia"/>
           <w:color w:val="0000FF"/>
           <w:sz w:val="24"/>
           <w:szCs w:val="24"/>
@@ -7758,7 +7344,197 @@
                 <w:szCs w:val="24"/>
                 <w:lang w:eastAsia="zh-CN"/>
               </w:rPr>
-              <m:t>1</m:t>
+              <m:t>8</m:t>
+            </m:r>
+          </m:sub>
+        </m:sSub>
+        <m:sSub>
+          <m:sSubPr>
+            <m:ctrlPr>
+              <w:rPr>
+                <w:rFonts w:ascii="Cambria Math" w:hAnsi="Cambria Math"/>
+                <w:i/>
+                <w:color w:val="0000FF"/>
+                <w:sz w:val="24"/>
+                <w:szCs w:val="24"/>
+                <w:lang w:eastAsia="zh-CN"/>
+              </w:rPr>
+            </m:ctrlPr>
+          </m:sSubPr>
+          <m:e>
+            <m:r>
+              <w:rPr>
+                <w:rFonts w:ascii="Cambria Math" w:hAnsi="Cambria Math"/>
+                <w:color w:val="0000FF"/>
+                <w:sz w:val="24"/>
+                <w:szCs w:val="24"/>
+                <w:lang w:eastAsia="zh-CN"/>
+              </w:rPr>
+              <m:t>D</m:t>
+            </m:r>
+          </m:e>
+          <m:sub>
+            <m:r>
+              <w:rPr>
+                <w:rFonts w:ascii="Cambria Math" w:hAnsi="Cambria Math"/>
+                <w:color w:val="0000FF"/>
+                <w:sz w:val="24"/>
+                <w:szCs w:val="24"/>
+                <w:lang w:eastAsia="zh-CN"/>
+              </w:rPr>
+              <m:t>7</m:t>
+            </m:r>
+          </m:sub>
+        </m:sSub>
+        <m:sSub>
+          <m:sSubPr>
+            <m:ctrlPr>
+              <w:rPr>
+                <w:rFonts w:ascii="Cambria Math" w:hAnsi="Cambria Math"/>
+                <w:i/>
+                <w:color w:val="0000FF"/>
+                <w:sz w:val="24"/>
+                <w:szCs w:val="24"/>
+                <w:lang w:eastAsia="zh-CN"/>
+              </w:rPr>
+            </m:ctrlPr>
+          </m:sSubPr>
+          <m:e>
+            <m:r>
+              <w:rPr>
+                <w:rFonts w:ascii="Cambria Math" w:hAnsi="Cambria Math"/>
+                <w:color w:val="0000FF"/>
+                <w:sz w:val="24"/>
+                <w:szCs w:val="24"/>
+                <w:lang w:eastAsia="zh-CN"/>
+              </w:rPr>
+              <m:t>D</m:t>
+            </m:r>
+          </m:e>
+          <m:sub>
+            <m:r>
+              <w:rPr>
+                <w:rFonts w:ascii="Cambria Math" w:hAnsi="Cambria Math"/>
+                <w:color w:val="0000FF"/>
+                <w:sz w:val="24"/>
+                <w:szCs w:val="24"/>
+                <w:lang w:eastAsia="zh-CN"/>
+              </w:rPr>
+              <m:t>6</m:t>
+            </m:r>
+          </m:sub>
+        </m:sSub>
+        <m:sSub>
+          <m:sSubPr>
+            <m:ctrlPr>
+              <w:rPr>
+                <w:rFonts w:ascii="Cambria Math" w:hAnsi="Cambria Math"/>
+                <w:i/>
+                <w:color w:val="0000FF"/>
+                <w:sz w:val="24"/>
+                <w:szCs w:val="24"/>
+                <w:lang w:eastAsia="zh-CN"/>
+              </w:rPr>
+            </m:ctrlPr>
+          </m:sSubPr>
+          <m:e>
+            <m:r>
+              <w:rPr>
+                <w:rFonts w:ascii="Cambria Math" w:hAnsi="Cambria Math"/>
+                <w:color w:val="0000FF"/>
+                <w:sz w:val="24"/>
+                <w:szCs w:val="24"/>
+                <w:lang w:eastAsia="zh-CN"/>
+              </w:rPr>
+              <m:t>D</m:t>
+            </m:r>
+          </m:e>
+          <m:sub>
+            <m:r>
+              <w:rPr>
+                <w:rFonts w:ascii="Cambria Math" w:hAnsi="Cambria Math"/>
+                <w:color w:val="0000FF"/>
+                <w:sz w:val="24"/>
+                <w:szCs w:val="24"/>
+                <w:lang w:eastAsia="zh-CN"/>
+              </w:rPr>
+              <m:t>5</m:t>
+            </m:r>
+          </m:sub>
+        </m:sSub>
+        <m:sSub>
+          <m:sSubPr>
+            <m:ctrlPr>
+              <w:rPr>
+                <w:rFonts w:ascii="Cambria Math" w:hAnsi="Cambria Math"/>
+                <w:i/>
+                <w:color w:val="0000FF"/>
+                <w:sz w:val="24"/>
+                <w:szCs w:val="24"/>
+                <w:lang w:eastAsia="zh-CN"/>
+              </w:rPr>
+            </m:ctrlPr>
+          </m:sSubPr>
+          <m:e>
+            <m:r>
+              <w:rPr>
+                <w:rFonts w:ascii="Cambria Math" w:hAnsi="Cambria Math"/>
+                <w:color w:val="0000FF"/>
+                <w:sz w:val="24"/>
+                <w:szCs w:val="24"/>
+                <w:lang w:eastAsia="zh-CN"/>
+              </w:rPr>
+              <m:t>D</m:t>
+            </m:r>
+          </m:e>
+          <m:sub>
+            <m:r>
+              <w:rPr>
+                <w:rFonts w:ascii="Cambria Math" w:hAnsi="Cambria Math"/>
+                <w:color w:val="0000FF"/>
+                <w:sz w:val="24"/>
+                <w:szCs w:val="24"/>
+                <w:lang w:eastAsia="zh-CN"/>
+              </w:rPr>
+              <m:t>4</m:t>
+            </m:r>
+          </m:sub>
+        </m:sSub>
+        <m:sSub>
+          <m:sSubPr>
+            <m:ctrlPr>
+              <w:rPr>
+                <w:rFonts w:ascii="Cambria Math" w:hAnsi="Cambria Math"/>
+                <w:i/>
+                <w:color w:val="0000FF"/>
+                <w:sz w:val="24"/>
+                <w:szCs w:val="24"/>
+                <w:lang w:eastAsia="zh-CN"/>
+              </w:rPr>
+            </m:ctrlPr>
+          </m:sSubPr>
+          <m:e>
+            <m:r>
+              <w:rPr>
+                <w:rFonts w:ascii="Cambria Math" w:hAnsi="Cambria Math"/>
+                <w:color w:val="0000FF"/>
+                <w:sz w:val="24"/>
+                <w:szCs w:val="24"/>
+                <w:lang w:eastAsia="zh-CN"/>
+              </w:rPr>
+              <m:t>D</m:t>
+            </m:r>
+          </m:e>
+          <m:sub>
+            <m:r>
+              <w:rPr>
+                <w:rFonts w:ascii="Cambria Math" w:hAnsi="Cambria Math"/>
+                <w:color w:val="0000FF"/>
+                <w:sz w:val="24"/>
+                <w:szCs w:val="24"/>
+                <w:lang w:eastAsia="zh-CN"/>
+              </w:rPr>
+              <m:t>3</m:t>
             </m:r>
           </m:sub>
         </m:sSub>
@@ -7834,197 +7610,7 @@
                 <w:szCs w:val="24"/>
                 <w:lang w:eastAsia="zh-CN"/>
               </w:rPr>
-              <m:t>3</m:t>
-            </m:r>
-          </m:sub>
-        </m:sSub>
-        <m:sSub>
-          <m:sSubPr>
-            <m:ctrlPr>
-              <w:rPr>
-                <w:rFonts w:ascii="Cambria Math" w:hAnsi="Cambria Math"/>
-                <w:i/>
-                <w:color w:val="0000FF"/>
-                <w:sz w:val="24"/>
-                <w:szCs w:val="24"/>
-                <w:lang w:eastAsia="zh-CN"/>
-              </w:rPr>
-            </m:ctrlPr>
-          </m:sSubPr>
-          <m:e>
-            <m:r>
-              <w:rPr>
-                <w:rFonts w:ascii="Cambria Math" w:hAnsi="Cambria Math"/>
-                <w:color w:val="0000FF"/>
-                <w:sz w:val="24"/>
-                <w:szCs w:val="24"/>
-                <w:lang w:eastAsia="zh-CN"/>
-              </w:rPr>
-              <m:t>D</m:t>
-            </m:r>
-          </m:e>
-          <m:sub>
-            <m:r>
-              <w:rPr>
-                <w:rFonts w:ascii="Cambria Math" w:hAnsi="Cambria Math"/>
-                <w:color w:val="0000FF"/>
-                <w:sz w:val="24"/>
-                <w:szCs w:val="24"/>
-                <w:lang w:eastAsia="zh-CN"/>
-              </w:rPr>
-              <m:t>4</m:t>
-            </m:r>
-          </m:sub>
-        </m:sSub>
-        <m:sSub>
-          <m:sSubPr>
-            <m:ctrlPr>
-              <w:rPr>
-                <w:rFonts w:ascii="Cambria Math" w:hAnsi="Cambria Math"/>
-                <w:i/>
-                <w:color w:val="0000FF"/>
-                <w:sz w:val="24"/>
-                <w:szCs w:val="24"/>
-                <w:lang w:eastAsia="zh-CN"/>
-              </w:rPr>
-            </m:ctrlPr>
-          </m:sSubPr>
-          <m:e>
-            <m:r>
-              <w:rPr>
-                <w:rFonts w:ascii="Cambria Math" w:hAnsi="Cambria Math"/>
-                <w:color w:val="0000FF"/>
-                <w:sz w:val="24"/>
-                <w:szCs w:val="24"/>
-                <w:lang w:eastAsia="zh-CN"/>
-              </w:rPr>
-              <m:t>D</m:t>
-            </m:r>
-          </m:e>
-          <m:sub>
-            <m:r>
-              <w:rPr>
-                <w:rFonts w:ascii="Cambria Math" w:hAnsi="Cambria Math"/>
-                <w:color w:val="0000FF"/>
-                <w:sz w:val="24"/>
-                <w:szCs w:val="24"/>
-                <w:lang w:eastAsia="zh-CN"/>
-              </w:rPr>
-              <m:t>5</m:t>
-            </m:r>
-          </m:sub>
-        </m:sSub>
-        <m:sSub>
-          <m:sSubPr>
-            <m:ctrlPr>
-              <w:rPr>
-                <w:rFonts w:ascii="Cambria Math" w:hAnsi="Cambria Math"/>
-                <w:i/>
-                <w:color w:val="0000FF"/>
-                <w:sz w:val="24"/>
-                <w:szCs w:val="24"/>
-                <w:lang w:eastAsia="zh-CN"/>
-              </w:rPr>
-            </m:ctrlPr>
-          </m:sSubPr>
-          <m:e>
-            <m:r>
-              <w:rPr>
-                <w:rFonts w:ascii="Cambria Math" w:hAnsi="Cambria Math"/>
-                <w:color w:val="0000FF"/>
-                <w:sz w:val="24"/>
-                <w:szCs w:val="24"/>
-                <w:lang w:eastAsia="zh-CN"/>
-              </w:rPr>
-              <m:t>D</m:t>
-            </m:r>
-          </m:e>
-          <m:sub>
-            <m:r>
-              <w:rPr>
-                <w:rFonts w:ascii="Cambria Math" w:hAnsi="Cambria Math"/>
-                <w:color w:val="0000FF"/>
-                <w:sz w:val="24"/>
-                <w:szCs w:val="24"/>
-                <w:lang w:eastAsia="zh-CN"/>
-              </w:rPr>
-              <m:t>6</m:t>
-            </m:r>
-          </m:sub>
-        </m:sSub>
-        <m:sSub>
-          <m:sSubPr>
-            <m:ctrlPr>
-              <w:rPr>
-                <w:rFonts w:ascii="Cambria Math" w:hAnsi="Cambria Math"/>
-                <w:i/>
-                <w:color w:val="0000FF"/>
-                <w:sz w:val="24"/>
-                <w:szCs w:val="24"/>
-                <w:lang w:eastAsia="zh-CN"/>
-              </w:rPr>
-            </m:ctrlPr>
-          </m:sSubPr>
-          <m:e>
-            <m:r>
-              <w:rPr>
-                <w:rFonts w:ascii="Cambria Math" w:hAnsi="Cambria Math"/>
-                <w:color w:val="0000FF"/>
-                <w:sz w:val="24"/>
-                <w:szCs w:val="24"/>
-                <w:lang w:eastAsia="zh-CN"/>
-              </w:rPr>
-              <m:t>D</m:t>
-            </m:r>
-          </m:e>
-          <m:sub>
-            <m:r>
-              <w:rPr>
-                <w:rFonts w:ascii="Cambria Math" w:hAnsi="Cambria Math"/>
-                <w:color w:val="0000FF"/>
-                <w:sz w:val="24"/>
-                <w:szCs w:val="24"/>
-                <w:lang w:eastAsia="zh-CN"/>
-              </w:rPr>
-              <m:t>7</m:t>
-            </m:r>
-          </m:sub>
-        </m:sSub>
-        <m:sSub>
-          <m:sSubPr>
-            <m:ctrlPr>
-              <w:rPr>
-                <w:rFonts w:ascii="Cambria Math" w:hAnsi="Cambria Math"/>
-                <w:i/>
-                <w:color w:val="0000FF"/>
-                <w:sz w:val="24"/>
-                <w:szCs w:val="24"/>
-                <w:lang w:eastAsia="zh-CN"/>
-              </w:rPr>
-            </m:ctrlPr>
-          </m:sSubPr>
-          <m:e>
-            <m:r>
-              <w:rPr>
-                <w:rFonts w:ascii="Cambria Math" w:hAnsi="Cambria Math"/>
-                <w:color w:val="0000FF"/>
-                <w:sz w:val="24"/>
-                <w:szCs w:val="24"/>
-                <w:lang w:eastAsia="zh-CN"/>
-              </w:rPr>
-              <m:t>D</m:t>
-            </m:r>
-          </m:e>
-          <m:sub>
-            <m:r>
-              <w:rPr>
-                <w:rFonts w:ascii="Cambria Math" w:hAnsi="Cambria Math"/>
-                <w:color w:val="0000FF"/>
-                <w:sz w:val="24"/>
-                <w:szCs w:val="24"/>
-                <w:lang w:eastAsia="zh-CN"/>
-              </w:rPr>
-              <m:t>8</m:t>
+              <m:t>1</m:t>
             </m:r>
           </m:sub>
         </m:sSub>
@@ -8527,29 +8113,7 @@
           <w:szCs w:val="24"/>
           <w:lang w:eastAsia="zh-CN"/>
         </w:rPr>
-        <w:t>校验位放在2的</w:t>
-      </w:r>
-      <w:proofErr w:type="gramStart"/>
-      <w:r>
-        <w:rPr>
-          <w:rFonts w:hint="eastAsia"/>
-          <w:color w:val="0000FF"/>
-          <w:sz w:val="24"/>
-          <w:szCs w:val="24"/>
-          <w:lang w:eastAsia="zh-CN"/>
-        </w:rPr>
-        <w:t>幂次位置</w:t>
-      </w:r>
-      <w:proofErr w:type="gramEnd"/>
-      <w:r>
-        <w:rPr>
-          <w:rFonts w:hint="eastAsia"/>
-          <w:color w:val="0000FF"/>
-          <w:sz w:val="24"/>
-          <w:szCs w:val="24"/>
-          <w:lang w:eastAsia="zh-CN"/>
-        </w:rPr>
-        <w:t>:第1，2，4，8位，记校验位为</w:t>
+        <w:t>校验位放在2的幂次位置:第1，2，4，8位，记校验位为</w:t>
       </w:r>
       <m:oMath>
         <m:sSub>
@@ -8848,6 +8412,7 @@
     <w:p>
       <w:pPr>
         <w:rPr>
+          <w:rFonts w:hint="eastAsia"/>
           <w:b/>
           <w:bCs/>
           <w:color w:val="0000FF"/>
@@ -8879,6 +8444,7 @@
           <w:szCs w:val="24"/>
           <w:lang w:eastAsia="zh-CN"/>
         </w:rPr>
+        <w:lastRenderedPageBreak/>
         <w:t>12位海明码位置分配表</w:t>
       </w:r>
       <w:r>
@@ -9935,7 +9501,7 @@
                 <w:szCs w:val="24"/>
                 <w:lang w:eastAsia="zh-CN"/>
               </w:rPr>
-              <w:t>0</w:t>
+              <w:t>1</w:t>
             </w:r>
           </w:p>
         </w:tc>
@@ -9987,7 +9553,7 @@
                 <w:szCs w:val="24"/>
                 <w:lang w:eastAsia="zh-CN"/>
               </w:rPr>
-              <w:t>1</w:t>
+              <w:t>0</w:t>
             </w:r>
           </w:p>
         </w:tc>
@@ -10474,31 +10040,7 @@
           <w:szCs w:val="24"/>
           <w:lang w:eastAsia="zh-CN"/>
         </w:rPr>
-        <w:t>分组规则（每路校验位负责所有位号含对应 2 的</w:t>
-      </w:r>
-      <w:proofErr w:type="gramStart"/>
-      <w:r>
-        <w:rPr>
-          <w:b/>
-          <w:bCs/>
-          <w:color w:val="0000FF"/>
-          <w:sz w:val="24"/>
-          <w:szCs w:val="24"/>
-          <w:lang w:eastAsia="zh-CN"/>
-        </w:rPr>
-        <w:t>幂</w:t>
-      </w:r>
-      <w:proofErr w:type="gramEnd"/>
-      <w:r>
-        <w:rPr>
-          <w:b/>
-          <w:bCs/>
-          <w:color w:val="0000FF"/>
-          <w:sz w:val="24"/>
-          <w:szCs w:val="24"/>
-          <w:lang w:eastAsia="zh-CN"/>
-        </w:rPr>
-        <w:t>的位）</w:t>
+        <w:t>分组规则（每路校验位负责所有位号含对应 2 的幂的位）</w:t>
       </w:r>
     </w:p>
     <w:p>
@@ -11180,7 +10722,6 @@
         </w:rPr>
         <w:t>校验采用</w:t>
       </w:r>
-      <w:proofErr w:type="gramStart"/>
       <w:r>
         <w:rPr>
           <w:b/>
@@ -11190,19 +10731,7 @@
           <w:szCs w:val="24"/>
           <w:lang w:eastAsia="zh-CN"/>
         </w:rPr>
-        <w:t>偶</w:t>
-      </w:r>
-      <w:proofErr w:type="gramEnd"/>
-      <w:r>
-        <w:rPr>
-          <w:b/>
-          <w:bCs/>
-          <w:color w:val="0000FF"/>
-          <w:sz w:val="24"/>
-          <w:szCs w:val="24"/>
-          <w:lang w:eastAsia="zh-CN"/>
-        </w:rPr>
-        <w:t>校验</w:t>
+        <w:t>偶校验</w:t>
       </w:r>
       <w:r>
         <w:rPr>
@@ -11245,31 +10774,7 @@
           <w:szCs w:val="24"/>
           <w:lang w:eastAsia="zh-CN"/>
         </w:rPr>
-        <w:t xml:space="preserve">依次求解 4 </w:t>
-      </w:r>
-      <w:proofErr w:type="gramStart"/>
-      <w:r>
-        <w:rPr>
-          <w:b/>
-          <w:bCs/>
-          <w:color w:val="0000FF"/>
-          <w:sz w:val="24"/>
-          <w:szCs w:val="24"/>
-          <w:lang w:eastAsia="zh-CN"/>
-        </w:rPr>
-        <w:t>个</w:t>
-      </w:r>
-      <w:proofErr w:type="gramEnd"/>
-      <w:r>
-        <w:rPr>
-          <w:b/>
-          <w:bCs/>
-          <w:color w:val="0000FF"/>
-          <w:sz w:val="24"/>
-          <w:szCs w:val="24"/>
-          <w:lang w:eastAsia="zh-CN"/>
-        </w:rPr>
-        <w:t>校验位</w:t>
+        <w:t>依次求解 4 个校验位</w:t>
       </w:r>
     </w:p>
     <w:p>
@@ -11565,7 +11070,7 @@
             <w:szCs w:val="24"/>
             <w:lang w:eastAsia="zh-CN"/>
           </w:rPr>
-          <m:t>=0,</m:t>
+          <m:t>=1,</m:t>
         </m:r>
         <m:sSub>
           <m:sSubPr>
@@ -11613,7 +11118,7 @@
             <w:szCs w:val="24"/>
             <w:lang w:eastAsia="zh-CN"/>
           </w:rPr>
-          <m:t>=1,</m:t>
+          <m:t>=0,</m:t>
         </m:r>
         <m:sSub>
           <m:sSubPr>
@@ -12256,7 +11761,7 @@
             <w:szCs w:val="24"/>
             <w:lang w:eastAsia="zh-CN"/>
           </w:rPr>
-          <m:t>=0,</m:t>
+          <m:t>=1,</m:t>
         </m:r>
         <m:sSub>
           <m:sSubPr>
@@ -12386,7 +11891,17 @@
             <w:szCs w:val="24"/>
             <w:lang w:eastAsia="zh-CN"/>
           </w:rPr>
-          <m:t>1+1+1=3(</m:t>
+          <m:t>1+1+1</m:t>
+        </m:r>
+        <m:r>
+          <w:rPr>
+            <w:rFonts w:ascii="Cambria Math" w:hAnsi="Cambria Math"/>
+            <w:color w:val="0000FF"/>
+            <w:sz w:val="24"/>
+            <w:szCs w:val="24"/>
+            <w:lang w:eastAsia="zh-CN"/>
+          </w:rPr>
+          <m:t>+1</m:t>
         </m:r>
         <m:r>
           <w:rPr>
@@ -12396,7 +11911,37 @@
             <w:szCs w:val="24"/>
             <w:lang w:eastAsia="zh-CN"/>
           </w:rPr>
-          <m:t>奇数</m:t>
+          <m:t>=</m:t>
+        </m:r>
+        <m:r>
+          <w:rPr>
+            <w:rFonts w:ascii="Cambria Math" w:hAnsi="Cambria Math"/>
+            <w:color w:val="0000FF"/>
+            <w:sz w:val="24"/>
+            <w:szCs w:val="24"/>
+            <w:lang w:eastAsia="zh-CN"/>
+          </w:rPr>
+          <m:t>4</m:t>
+        </m:r>
+        <m:r>
+          <w:rPr>
+            <w:rFonts w:ascii="Cambria Math" w:hAnsi="Cambria Math" w:hint="eastAsia"/>
+            <w:color w:val="0000FF"/>
+            <w:sz w:val="24"/>
+            <w:szCs w:val="24"/>
+            <w:lang w:eastAsia="zh-CN"/>
+          </w:rPr>
+          <m:t>(</m:t>
+        </m:r>
+        <m:r>
+          <w:rPr>
+            <w:rFonts w:ascii="Cambria Math" w:hAnsi="Cambria Math" w:hint="eastAsia"/>
+            <w:color w:val="0000FF"/>
+            <w:sz w:val="24"/>
+            <w:szCs w:val="24"/>
+            <w:lang w:eastAsia="zh-CN"/>
+          </w:rPr>
+          <m:t>偶数</m:t>
         </m:r>
         <m:r>
           <w:rPr>
@@ -12417,7 +11962,7 @@
           <w:szCs w:val="24"/>
           <w:lang w:eastAsia="zh-CN"/>
         </w:rPr>
-        <w:t>，需补1使总数为偶数</w:t>
+        <w:t xml:space="preserve"> </w:t>
       </w:r>
     </w:p>
     <w:p>
@@ -12479,7 +12024,7 @@
               <w:szCs w:val="24"/>
               <w:lang w:eastAsia="zh-CN"/>
             </w:rPr>
-            <m:t>=1</m:t>
+            <m:t>=0</m:t>
           </m:r>
         </m:oMath>
       </m:oMathPara>
@@ -12503,6 +12048,7 @@
           <w:szCs w:val="24"/>
           <w:lang w:eastAsia="zh-CN"/>
         </w:rPr>
+        <w:lastRenderedPageBreak/>
         <w:t>3.</w:t>
       </w:r>
       <w:r>
@@ -12797,7 +12343,550 @@
             <w:szCs w:val="24"/>
             <w:lang w:eastAsia="zh-CN"/>
           </w:rPr>
+          <m:t>=1,</m:t>
+        </m:r>
+        <m:sSub>
+          <m:sSubPr>
+            <m:ctrlPr>
+              <w:rPr>
+                <w:rFonts w:ascii="Cambria Math" w:hAnsi="Cambria Math"/>
+                <w:i/>
+                <w:color w:val="0000FF"/>
+                <w:sz w:val="24"/>
+                <w:szCs w:val="24"/>
+                <w:lang w:eastAsia="zh-CN"/>
+              </w:rPr>
+            </m:ctrlPr>
+          </m:sSubPr>
+          <m:e>
+            <m:r>
+              <w:rPr>
+                <w:rFonts w:ascii="Cambria Math" w:hAnsi="Cambria Math"/>
+                <w:color w:val="0000FF"/>
+                <w:sz w:val="24"/>
+                <w:szCs w:val="24"/>
+                <w:lang w:eastAsia="zh-CN"/>
+              </w:rPr>
+              <m:t>D</m:t>
+            </m:r>
+          </m:e>
+          <m:sub>
+            <m:r>
+              <w:rPr>
+                <w:rFonts w:ascii="Cambria Math" w:hAnsi="Cambria Math"/>
+                <w:color w:val="0000FF"/>
+                <w:sz w:val="24"/>
+                <w:szCs w:val="24"/>
+                <w:lang w:eastAsia="zh-CN"/>
+              </w:rPr>
+              <m:t>8</m:t>
+            </m:r>
+          </m:sub>
+        </m:sSub>
+        <m:r>
+          <w:rPr>
+            <w:rFonts w:ascii="Cambria Math" w:hAnsi="Cambria Math"/>
+            <w:color w:val="0000FF"/>
+            <w:sz w:val="24"/>
+            <w:szCs w:val="24"/>
+            <w:lang w:eastAsia="zh-CN"/>
+          </w:rPr>
+          <m:t>=0</m:t>
+        </m:r>
+      </m:oMath>
+    </w:p>
+    <w:p>
+      <w:pPr>
+        <w:ind w:firstLine="720"/>
+        <w:rPr>
+          <w:rFonts w:hint="eastAsia"/>
+          <w:color w:val="0000FF"/>
+          <w:sz w:val="24"/>
+          <w:szCs w:val="24"/>
+          <w:lang w:eastAsia="zh-CN"/>
+        </w:rPr>
+      </w:pPr>
+      <w:r>
+        <w:rPr>
+          <w:rFonts w:hint="eastAsia"/>
+          <w:color w:val="0000FF"/>
+          <w:sz w:val="24"/>
+          <w:szCs w:val="24"/>
+          <w:lang w:eastAsia="zh-CN"/>
+        </w:rPr>
+        <w:t>组内已有1:</w:t>
+      </w:r>
+      <m:oMath>
+        <m:r>
+          <w:rPr>
+            <w:rFonts w:ascii="Cambria Math" w:hAnsi="Cambria Math" w:hint="eastAsia"/>
+            <w:color w:val="0000FF"/>
+            <w:sz w:val="24"/>
+            <w:szCs w:val="24"/>
+            <w:lang w:eastAsia="zh-CN"/>
+          </w:rPr>
+          <m:t>1+1</m:t>
+        </m:r>
+        <m:r>
+          <w:rPr>
+            <w:rFonts w:ascii="Cambria Math" w:hAnsi="Cambria Math"/>
+            <w:color w:val="0000FF"/>
+            <w:sz w:val="24"/>
+            <w:szCs w:val="24"/>
+            <w:lang w:eastAsia="zh-CN"/>
+          </w:rPr>
+          <m:t>+1</m:t>
+        </m:r>
+        <m:r>
+          <w:rPr>
+            <w:rFonts w:ascii="Cambria Math" w:hAnsi="Cambria Math" w:hint="eastAsia"/>
+            <w:color w:val="0000FF"/>
+            <w:sz w:val="24"/>
+            <w:szCs w:val="24"/>
+            <w:lang w:eastAsia="zh-CN"/>
+          </w:rPr>
+          <m:t>=</m:t>
+        </m:r>
+        <m:r>
+          <w:rPr>
+            <w:rFonts w:ascii="Cambria Math" w:hAnsi="Cambria Math"/>
+            <w:color w:val="0000FF"/>
+            <w:sz w:val="24"/>
+            <w:szCs w:val="24"/>
+            <w:lang w:eastAsia="zh-CN"/>
+          </w:rPr>
+          <m:t>3</m:t>
+        </m:r>
+        <m:r>
+          <w:rPr>
+            <w:rFonts w:ascii="Cambria Math" w:hAnsi="Cambria Math" w:hint="eastAsia"/>
+            <w:color w:val="0000FF"/>
+            <w:sz w:val="24"/>
+            <w:szCs w:val="24"/>
+            <w:lang w:eastAsia="zh-CN"/>
+          </w:rPr>
+          <m:t>(</m:t>
+        </m:r>
+        <m:r>
+          <w:rPr>
+            <w:rFonts w:ascii="Cambria Math" w:hAnsi="Cambria Math" w:hint="eastAsia"/>
+            <w:color w:val="0000FF"/>
+            <w:sz w:val="24"/>
+            <w:szCs w:val="24"/>
+            <w:lang w:eastAsia="zh-CN"/>
+          </w:rPr>
+          <m:t>奇数</m:t>
+        </m:r>
+        <m:r>
+          <w:rPr>
+            <w:rFonts w:ascii="Cambria Math" w:hAnsi="Cambria Math" w:hint="eastAsia"/>
+            <w:color w:val="0000FF"/>
+            <w:sz w:val="24"/>
+            <w:szCs w:val="24"/>
+            <w:lang w:eastAsia="zh-CN"/>
+          </w:rPr>
+          <m:t>)</m:t>
+        </m:r>
+      </m:oMath>
+      <w:r>
+        <w:rPr>
+          <w:rFonts w:hint="eastAsia"/>
+          <w:color w:val="0000FF"/>
+          <w:sz w:val="24"/>
+          <w:szCs w:val="24"/>
+          <w:lang w:eastAsia="zh-CN"/>
+        </w:rPr>
+        <w:t>，需补</w:t>
+      </w:r>
+      <w:r>
+        <w:rPr>
+          <w:rFonts w:hint="eastAsia"/>
+          <w:color w:val="0000FF"/>
+          <w:sz w:val="24"/>
+          <w:szCs w:val="24"/>
+          <w:lang w:eastAsia="zh-CN"/>
+        </w:rPr>
+        <w:t>1使总数为偶数</w:t>
+      </w:r>
+    </w:p>
+    <w:p>
+      <w:pPr>
+        <w:ind w:firstLine="720"/>
+        <w:rPr>
+          <w:rFonts w:hint="eastAsia"/>
+          <w:color w:val="0000FF"/>
+          <w:sz w:val="24"/>
+          <w:szCs w:val="24"/>
+          <w:lang w:eastAsia="zh-CN"/>
+        </w:rPr>
+      </w:pPr>
+      <m:oMathPara>
+        <m:oMath>
+          <m:sSub>
+            <m:sSubPr>
+              <m:ctrlPr>
+                <w:rPr>
+                  <w:rFonts w:ascii="Cambria Math" w:hAnsi="Cambria Math"/>
+                  <w:i/>
+                  <w:color w:val="0000FF"/>
+                  <w:sz w:val="24"/>
+                  <w:szCs w:val="24"/>
+                  <w:lang w:eastAsia="zh-CN"/>
+                </w:rPr>
+              </m:ctrlPr>
+            </m:sSubPr>
+            <m:e>
+              <m:r>
+                <w:rPr>
+                  <w:rFonts w:ascii="Cambria Math" w:hAnsi="Cambria Math"/>
+                  <w:color w:val="0000FF"/>
+                  <w:sz w:val="24"/>
+                  <w:szCs w:val="24"/>
+                  <w:lang w:eastAsia="zh-CN"/>
+                </w:rPr>
+                <m:t>P</m:t>
+              </m:r>
+            </m:e>
+            <m:sub>
+              <m:r>
+                <w:rPr>
+                  <w:rFonts w:ascii="Cambria Math" w:hAnsi="Cambria Math"/>
+                  <w:color w:val="0000FF"/>
+                  <w:sz w:val="24"/>
+                  <w:szCs w:val="24"/>
+                  <w:lang w:eastAsia="zh-CN"/>
+                </w:rPr>
+                <m:t>4</m:t>
+              </m:r>
+            </m:sub>
+          </m:sSub>
+          <m:r>
+            <w:rPr>
+              <w:rFonts w:ascii="Cambria Math" w:hAnsi="Cambria Math"/>
+              <w:color w:val="0000FF"/>
+              <w:sz w:val="24"/>
+              <w:szCs w:val="24"/>
+              <w:lang w:eastAsia="zh-CN"/>
+            </w:rPr>
+            <m:t>=1</m:t>
+          </m:r>
+        </m:oMath>
+      </m:oMathPara>
+    </w:p>
+    <w:p>
+      <w:pPr>
+        <w:ind w:firstLine="720"/>
+        <w:rPr>
+          <w:rFonts w:hint="eastAsia"/>
+          <w:color w:val="0000FF"/>
+          <w:sz w:val="24"/>
+          <w:szCs w:val="24"/>
+          <w:lang w:eastAsia="zh-CN"/>
+        </w:rPr>
+      </w:pPr>
+      <w:r>
+        <w:rPr>
+          <w:rFonts w:hint="eastAsia"/>
+          <w:color w:val="0000FF"/>
+          <w:sz w:val="24"/>
+          <w:szCs w:val="24"/>
+          <w:lang w:eastAsia="zh-CN"/>
+        </w:rPr>
+        <w:t>4.</w:t>
+      </w:r>
+      <w:r>
+        <w:rPr>
+          <w:rFonts w:hint="eastAsia"/>
+          <w:color w:val="0000FF"/>
+          <w:sz w:val="24"/>
+          <w:szCs w:val="24"/>
+          <w:lang w:eastAsia="zh-CN"/>
+        </w:rPr>
+        <w:t xml:space="preserve"> </w:t>
+      </w:r>
+      <w:r>
+        <w:rPr>
+          <w:rFonts w:hint="eastAsia"/>
+          <w:color w:val="0000FF"/>
+          <w:sz w:val="24"/>
+          <w:szCs w:val="24"/>
+          <w:lang w:eastAsia="zh-CN"/>
+        </w:rPr>
+        <w:t>求</w:t>
+      </w:r>
+      <m:oMath>
+        <m:sSub>
+          <m:sSubPr>
+            <m:ctrlPr>
+              <w:rPr>
+                <w:rFonts w:ascii="Cambria Math" w:hAnsi="Cambria Math"/>
+                <w:i/>
+                <w:color w:val="0000FF"/>
+                <w:sz w:val="24"/>
+                <w:szCs w:val="24"/>
+                <w:lang w:eastAsia="zh-CN"/>
+              </w:rPr>
+            </m:ctrlPr>
+          </m:sSubPr>
+          <m:e>
+            <m:r>
+              <w:rPr>
+                <w:rFonts w:ascii="Cambria Math" w:hAnsi="Cambria Math" w:hint="eastAsia"/>
+                <w:color w:val="0000FF"/>
+                <w:sz w:val="24"/>
+                <w:szCs w:val="24"/>
+                <w:lang w:eastAsia="zh-CN"/>
+              </w:rPr>
+              <m:t>P</m:t>
+            </m:r>
+          </m:e>
+          <m:sub>
+            <m:r>
+              <w:rPr>
+                <w:rFonts w:ascii="Cambria Math" w:hAnsi="Cambria Math"/>
+                <w:color w:val="0000FF"/>
+                <w:sz w:val="24"/>
+                <w:szCs w:val="24"/>
+                <w:lang w:eastAsia="zh-CN"/>
+              </w:rPr>
+              <m:t>8</m:t>
+            </m:r>
+          </m:sub>
+        </m:sSub>
+      </m:oMath>
+      <w:r>
+        <w:rPr>
+          <w:rFonts w:hint="eastAsia"/>
+          <w:color w:val="0000FF"/>
+          <w:sz w:val="24"/>
+          <w:szCs w:val="24"/>
+          <w:lang w:eastAsia="zh-CN"/>
+        </w:rPr>
+        <w:t>(组:8,9,10,11,12)</w:t>
+      </w:r>
+    </w:p>
+    <w:p>
+      <w:pPr>
+        <w:ind w:firstLine="720"/>
+        <w:rPr>
+          <w:rFonts w:hint="eastAsia"/>
+          <w:color w:val="0000FF"/>
+          <w:sz w:val="24"/>
+          <w:szCs w:val="24"/>
+          <w:lang w:eastAsia="zh-CN"/>
+        </w:rPr>
+      </w:pPr>
+      <w:r>
+        <w:rPr>
+          <w:color w:val="0000FF"/>
+          <w:sz w:val="24"/>
+          <w:szCs w:val="24"/>
+          <w:lang w:eastAsia="zh-CN"/>
+        </w:rPr>
+        <w:t>对应数据</w:t>
+      </w:r>
+      <w:r>
+        <w:rPr>
+          <w:rFonts w:hint="eastAsia"/>
+          <w:color w:val="0000FF"/>
+          <w:sz w:val="24"/>
+          <w:szCs w:val="24"/>
+          <w:lang w:eastAsia="zh-CN"/>
+        </w:rPr>
+        <w:t>:</w:t>
+      </w:r>
+      <m:oMath>
+        <m:sSub>
+          <m:sSubPr>
+            <m:ctrlPr>
+              <w:rPr>
+                <w:rFonts w:ascii="Cambria Math" w:hAnsi="Cambria Math"/>
+                <w:i/>
+                <w:color w:val="0000FF"/>
+                <w:sz w:val="24"/>
+                <w:szCs w:val="24"/>
+                <w:lang w:eastAsia="zh-CN"/>
+              </w:rPr>
+            </m:ctrlPr>
+          </m:sSubPr>
+          <m:e>
+            <m:r>
+              <w:rPr>
+                <w:rFonts w:ascii="Cambria Math" w:hAnsi="Cambria Math"/>
+                <w:color w:val="0000FF"/>
+                <w:sz w:val="24"/>
+                <w:szCs w:val="24"/>
+                <w:lang w:eastAsia="zh-CN"/>
+              </w:rPr>
+              <m:t>P</m:t>
+            </m:r>
+          </m:e>
+          <m:sub>
+            <m:r>
+              <w:rPr>
+                <w:rFonts w:ascii="Cambria Math" w:hAnsi="Cambria Math"/>
+                <w:color w:val="0000FF"/>
+                <w:sz w:val="24"/>
+                <w:szCs w:val="24"/>
+                <w:lang w:eastAsia="zh-CN"/>
+              </w:rPr>
+              <m:t>8</m:t>
+            </m:r>
+          </m:sub>
+        </m:sSub>
+        <m:r>
+          <w:rPr>
+            <w:rFonts w:ascii="Cambria Math" w:hAnsi="Cambria Math"/>
+            <w:color w:val="0000FF"/>
+            <w:sz w:val="24"/>
+            <w:szCs w:val="24"/>
+            <w:lang w:eastAsia="zh-CN"/>
+          </w:rPr>
+          <m:t>,</m:t>
+        </m:r>
+        <m:sSub>
+          <m:sSubPr>
+            <m:ctrlPr>
+              <w:rPr>
+                <w:rFonts w:ascii="Cambria Math" w:hAnsi="Cambria Math"/>
+                <w:i/>
+                <w:color w:val="0000FF"/>
+                <w:sz w:val="24"/>
+                <w:szCs w:val="24"/>
+                <w:lang w:eastAsia="zh-CN"/>
+              </w:rPr>
+            </m:ctrlPr>
+          </m:sSubPr>
+          <m:e>
+            <m:r>
+              <w:rPr>
+                <w:rFonts w:ascii="Cambria Math" w:hAnsi="Cambria Math"/>
+                <w:color w:val="0000FF"/>
+                <w:sz w:val="24"/>
+                <w:szCs w:val="24"/>
+                <w:lang w:eastAsia="zh-CN"/>
+              </w:rPr>
+              <m:t>D</m:t>
+            </m:r>
+          </m:e>
+          <m:sub>
+            <m:r>
+              <w:rPr>
+                <w:rFonts w:ascii="Cambria Math" w:hAnsi="Cambria Math"/>
+                <w:color w:val="0000FF"/>
+                <w:sz w:val="24"/>
+                <w:szCs w:val="24"/>
+                <w:lang w:eastAsia="zh-CN"/>
+              </w:rPr>
+              <m:t>5</m:t>
+            </m:r>
+          </m:sub>
+        </m:sSub>
+        <m:r>
+          <w:rPr>
+            <w:rFonts w:ascii="Cambria Math" w:hAnsi="Cambria Math"/>
+            <w:color w:val="0000FF"/>
+            <w:sz w:val="24"/>
+            <w:szCs w:val="24"/>
+            <w:lang w:eastAsia="zh-CN"/>
+          </w:rPr>
           <m:t>=0,</m:t>
+        </m:r>
+        <m:sSub>
+          <m:sSubPr>
+            <m:ctrlPr>
+              <w:rPr>
+                <w:rFonts w:ascii="Cambria Math" w:hAnsi="Cambria Math"/>
+                <w:i/>
+                <w:color w:val="0000FF"/>
+                <w:sz w:val="24"/>
+                <w:szCs w:val="24"/>
+                <w:lang w:eastAsia="zh-CN"/>
+              </w:rPr>
+            </m:ctrlPr>
+          </m:sSubPr>
+          <m:e>
+            <m:r>
+              <w:rPr>
+                <w:rFonts w:ascii="Cambria Math" w:hAnsi="Cambria Math"/>
+                <w:color w:val="0000FF"/>
+                <w:sz w:val="24"/>
+                <w:szCs w:val="24"/>
+                <w:lang w:eastAsia="zh-CN"/>
+              </w:rPr>
+              <m:t>D</m:t>
+            </m:r>
+          </m:e>
+          <m:sub>
+            <m:r>
+              <w:rPr>
+                <w:rFonts w:ascii="Cambria Math" w:hAnsi="Cambria Math"/>
+                <w:color w:val="0000FF"/>
+                <w:sz w:val="24"/>
+                <w:szCs w:val="24"/>
+                <w:lang w:eastAsia="zh-CN"/>
+              </w:rPr>
+              <m:t>6</m:t>
+            </m:r>
+          </m:sub>
+        </m:sSub>
+        <m:r>
+          <w:rPr>
+            <w:rFonts w:ascii="Cambria Math" w:hAnsi="Cambria Math"/>
+            <w:color w:val="0000FF"/>
+            <w:sz w:val="24"/>
+            <w:szCs w:val="24"/>
+            <w:lang w:eastAsia="zh-CN"/>
+          </w:rPr>
+          <m:t>=1,</m:t>
+        </m:r>
+        <m:sSub>
+          <m:sSubPr>
+            <m:ctrlPr>
+              <w:rPr>
+                <w:rFonts w:ascii="Cambria Math" w:hAnsi="Cambria Math"/>
+                <w:i/>
+                <w:color w:val="0000FF"/>
+                <w:sz w:val="24"/>
+                <w:szCs w:val="24"/>
+                <w:lang w:eastAsia="zh-CN"/>
+              </w:rPr>
+            </m:ctrlPr>
+          </m:sSubPr>
+          <m:e>
+            <m:r>
+              <w:rPr>
+                <w:rFonts w:ascii="Cambria Math" w:hAnsi="Cambria Math"/>
+                <w:color w:val="0000FF"/>
+                <w:sz w:val="24"/>
+                <w:szCs w:val="24"/>
+                <w:lang w:eastAsia="zh-CN"/>
+              </w:rPr>
+              <m:t>D</m:t>
+            </m:r>
+          </m:e>
+          <m:sub>
+            <m:r>
+              <w:rPr>
+                <w:rFonts w:ascii="Cambria Math" w:hAnsi="Cambria Math"/>
+                <w:color w:val="0000FF"/>
+                <w:sz w:val="24"/>
+                <w:szCs w:val="24"/>
+                <w:lang w:eastAsia="zh-CN"/>
+              </w:rPr>
+              <m:t>7</m:t>
+            </m:r>
+          </m:sub>
+        </m:sSub>
+        <m:r>
+          <w:rPr>
+            <w:rFonts w:ascii="Cambria Math" w:hAnsi="Cambria Math"/>
+            <w:color w:val="0000FF"/>
+            <w:sz w:val="24"/>
+            <w:szCs w:val="24"/>
+            <w:lang w:eastAsia="zh-CN"/>
+          </w:rPr>
+          <m:t>=1,</m:t>
         </m:r>
         <m:sSub>
           <m:sSubPr>
@@ -12930,509 +13019,7 @@
           <w:szCs w:val="24"/>
           <w:lang w:eastAsia="zh-CN"/>
         </w:rPr>
-        <w:t>，需补0</w:t>
-      </w:r>
-      <w:r>
-        <w:rPr>
-          <w:color w:val="0000FF"/>
-          <w:sz w:val="24"/>
-          <w:szCs w:val="24"/>
-          <w:lang w:eastAsia="zh-CN"/>
-        </w:rPr>
         <w:t xml:space="preserve"> </w:t>
-      </w:r>
-    </w:p>
-    <w:p>
-      <w:pPr>
-        <w:ind w:firstLine="720"/>
-        <w:rPr>
-          <w:rFonts w:hint="eastAsia"/>
-          <w:color w:val="0000FF"/>
-          <w:sz w:val="24"/>
-          <w:szCs w:val="24"/>
-          <w:lang w:eastAsia="zh-CN"/>
-        </w:rPr>
-      </w:pPr>
-      <m:oMathPara>
-        <m:oMath>
-          <m:sSub>
-            <m:sSubPr>
-              <m:ctrlPr>
-                <w:rPr>
-                  <w:rFonts w:ascii="Cambria Math" w:hAnsi="Cambria Math"/>
-                  <w:i/>
-                  <w:color w:val="0000FF"/>
-                  <w:sz w:val="24"/>
-                  <w:szCs w:val="24"/>
-                  <w:lang w:eastAsia="zh-CN"/>
-                </w:rPr>
-              </m:ctrlPr>
-            </m:sSubPr>
-            <m:e>
-              <m:r>
-                <w:rPr>
-                  <w:rFonts w:ascii="Cambria Math" w:hAnsi="Cambria Math"/>
-                  <w:color w:val="0000FF"/>
-                  <w:sz w:val="24"/>
-                  <w:szCs w:val="24"/>
-                  <w:lang w:eastAsia="zh-CN"/>
-                </w:rPr>
-                <m:t>P</m:t>
-              </m:r>
-            </m:e>
-            <m:sub>
-              <m:r>
-                <w:rPr>
-                  <w:rFonts w:ascii="Cambria Math" w:hAnsi="Cambria Math"/>
-                  <w:color w:val="0000FF"/>
-                  <w:sz w:val="24"/>
-                  <w:szCs w:val="24"/>
-                  <w:lang w:eastAsia="zh-CN"/>
-                </w:rPr>
-                <m:t>4</m:t>
-              </m:r>
-            </m:sub>
-          </m:sSub>
-          <m:r>
-            <w:rPr>
-              <w:rFonts w:ascii="Cambria Math" w:hAnsi="Cambria Math"/>
-              <w:color w:val="0000FF"/>
-              <w:sz w:val="24"/>
-              <w:szCs w:val="24"/>
-              <w:lang w:eastAsia="zh-CN"/>
-            </w:rPr>
-            <m:t>=0</m:t>
-          </m:r>
-        </m:oMath>
-      </m:oMathPara>
-    </w:p>
-    <w:p>
-      <w:pPr>
-        <w:ind w:firstLine="720"/>
-        <w:rPr>
-          <w:rFonts w:hint="eastAsia"/>
-          <w:color w:val="0000FF"/>
-          <w:sz w:val="24"/>
-          <w:szCs w:val="24"/>
-          <w:lang w:eastAsia="zh-CN"/>
-        </w:rPr>
-      </w:pPr>
-      <w:r>
-        <w:rPr>
-          <w:rFonts w:hint="eastAsia"/>
-          <w:color w:val="0000FF"/>
-          <w:sz w:val="24"/>
-          <w:szCs w:val="24"/>
-          <w:lang w:eastAsia="zh-CN"/>
-        </w:rPr>
-        <w:t>4.</w:t>
-      </w:r>
-      <w:r>
-        <w:rPr>
-          <w:rFonts w:hint="eastAsia"/>
-          <w:color w:val="0000FF"/>
-          <w:sz w:val="24"/>
-          <w:szCs w:val="24"/>
-          <w:lang w:eastAsia="zh-CN"/>
-        </w:rPr>
-        <w:t xml:space="preserve"> </w:t>
-      </w:r>
-      <w:r>
-        <w:rPr>
-          <w:rFonts w:hint="eastAsia"/>
-          <w:color w:val="0000FF"/>
-          <w:sz w:val="24"/>
-          <w:szCs w:val="24"/>
-          <w:lang w:eastAsia="zh-CN"/>
-        </w:rPr>
-        <w:t>求</w:t>
-      </w:r>
-      <m:oMath>
-        <m:sSub>
-          <m:sSubPr>
-            <m:ctrlPr>
-              <w:rPr>
-                <w:rFonts w:ascii="Cambria Math" w:hAnsi="Cambria Math"/>
-                <w:i/>
-                <w:color w:val="0000FF"/>
-                <w:sz w:val="24"/>
-                <w:szCs w:val="24"/>
-                <w:lang w:eastAsia="zh-CN"/>
-              </w:rPr>
-            </m:ctrlPr>
-          </m:sSubPr>
-          <m:e>
-            <m:r>
-              <w:rPr>
-                <w:rFonts w:ascii="Cambria Math" w:hAnsi="Cambria Math" w:hint="eastAsia"/>
-                <w:color w:val="0000FF"/>
-                <w:sz w:val="24"/>
-                <w:szCs w:val="24"/>
-                <w:lang w:eastAsia="zh-CN"/>
-              </w:rPr>
-              <m:t>P</m:t>
-            </m:r>
-          </m:e>
-          <m:sub>
-            <m:r>
-              <w:rPr>
-                <w:rFonts w:ascii="Cambria Math" w:hAnsi="Cambria Math"/>
-                <w:color w:val="0000FF"/>
-                <w:sz w:val="24"/>
-                <w:szCs w:val="24"/>
-                <w:lang w:eastAsia="zh-CN"/>
-              </w:rPr>
-              <m:t>8</m:t>
-            </m:r>
-          </m:sub>
-        </m:sSub>
-      </m:oMath>
-      <w:r>
-        <w:rPr>
-          <w:rFonts w:hint="eastAsia"/>
-          <w:color w:val="0000FF"/>
-          <w:sz w:val="24"/>
-          <w:szCs w:val="24"/>
-          <w:lang w:eastAsia="zh-CN"/>
-        </w:rPr>
-        <w:t>(组:8,9,10,11,12)</w:t>
-      </w:r>
-    </w:p>
-    <w:p>
-      <w:pPr>
-        <w:ind w:firstLine="720"/>
-        <w:rPr>
-          <w:rFonts w:hint="eastAsia"/>
-          <w:color w:val="0000FF"/>
-          <w:sz w:val="24"/>
-          <w:szCs w:val="24"/>
-          <w:lang w:eastAsia="zh-CN"/>
-        </w:rPr>
-      </w:pPr>
-      <w:r>
-        <w:rPr>
-          <w:color w:val="0000FF"/>
-          <w:sz w:val="24"/>
-          <w:szCs w:val="24"/>
-          <w:lang w:eastAsia="zh-CN"/>
-        </w:rPr>
-        <w:t>对应数据</w:t>
-      </w:r>
-      <w:r>
-        <w:rPr>
-          <w:rFonts w:hint="eastAsia"/>
-          <w:color w:val="0000FF"/>
-          <w:sz w:val="24"/>
-          <w:szCs w:val="24"/>
-          <w:lang w:eastAsia="zh-CN"/>
-        </w:rPr>
-        <w:t>:</w:t>
-      </w:r>
-      <m:oMath>
-        <m:sSub>
-          <m:sSubPr>
-            <m:ctrlPr>
-              <w:rPr>
-                <w:rFonts w:ascii="Cambria Math" w:hAnsi="Cambria Math"/>
-                <w:i/>
-                <w:color w:val="0000FF"/>
-                <w:sz w:val="24"/>
-                <w:szCs w:val="24"/>
-                <w:lang w:eastAsia="zh-CN"/>
-              </w:rPr>
-            </m:ctrlPr>
-          </m:sSubPr>
-          <m:e>
-            <m:r>
-              <w:rPr>
-                <w:rFonts w:ascii="Cambria Math" w:hAnsi="Cambria Math"/>
-                <w:color w:val="0000FF"/>
-                <w:sz w:val="24"/>
-                <w:szCs w:val="24"/>
-                <w:lang w:eastAsia="zh-CN"/>
-              </w:rPr>
-              <m:t>P</m:t>
-            </m:r>
-          </m:e>
-          <m:sub>
-            <m:r>
-              <w:rPr>
-                <w:rFonts w:ascii="Cambria Math" w:hAnsi="Cambria Math"/>
-                <w:color w:val="0000FF"/>
-                <w:sz w:val="24"/>
-                <w:szCs w:val="24"/>
-                <w:lang w:eastAsia="zh-CN"/>
-              </w:rPr>
-              <m:t>8</m:t>
-            </m:r>
-          </m:sub>
-        </m:sSub>
-        <m:r>
-          <w:rPr>
-            <w:rFonts w:ascii="Cambria Math" w:hAnsi="Cambria Math"/>
-            <w:color w:val="0000FF"/>
-            <w:sz w:val="24"/>
-            <w:szCs w:val="24"/>
-            <w:lang w:eastAsia="zh-CN"/>
-          </w:rPr>
-          <m:t>,</m:t>
-        </m:r>
-        <m:sSub>
-          <m:sSubPr>
-            <m:ctrlPr>
-              <w:rPr>
-                <w:rFonts w:ascii="Cambria Math" w:hAnsi="Cambria Math"/>
-                <w:i/>
-                <w:color w:val="0000FF"/>
-                <w:sz w:val="24"/>
-                <w:szCs w:val="24"/>
-                <w:lang w:eastAsia="zh-CN"/>
-              </w:rPr>
-            </m:ctrlPr>
-          </m:sSubPr>
-          <m:e>
-            <m:r>
-              <w:rPr>
-                <w:rFonts w:ascii="Cambria Math" w:hAnsi="Cambria Math"/>
-                <w:color w:val="0000FF"/>
-                <w:sz w:val="24"/>
-                <w:szCs w:val="24"/>
-                <w:lang w:eastAsia="zh-CN"/>
-              </w:rPr>
-              <m:t>D</m:t>
-            </m:r>
-          </m:e>
-          <m:sub>
-            <m:r>
-              <w:rPr>
-                <w:rFonts w:ascii="Cambria Math" w:hAnsi="Cambria Math"/>
-                <w:color w:val="0000FF"/>
-                <w:sz w:val="24"/>
-                <w:szCs w:val="24"/>
-                <w:lang w:eastAsia="zh-CN"/>
-              </w:rPr>
-              <m:t>5</m:t>
-            </m:r>
-          </m:sub>
-        </m:sSub>
-        <m:r>
-          <w:rPr>
-            <w:rFonts w:ascii="Cambria Math" w:hAnsi="Cambria Math"/>
-            <w:color w:val="0000FF"/>
-            <w:sz w:val="24"/>
-            <w:szCs w:val="24"/>
-            <w:lang w:eastAsia="zh-CN"/>
-          </w:rPr>
-          <m:t>=1,</m:t>
-        </m:r>
-        <m:sSub>
-          <m:sSubPr>
-            <m:ctrlPr>
-              <w:rPr>
-                <w:rFonts w:ascii="Cambria Math" w:hAnsi="Cambria Math"/>
-                <w:i/>
-                <w:color w:val="0000FF"/>
-                <w:sz w:val="24"/>
-                <w:szCs w:val="24"/>
-                <w:lang w:eastAsia="zh-CN"/>
-              </w:rPr>
-            </m:ctrlPr>
-          </m:sSubPr>
-          <m:e>
-            <m:r>
-              <w:rPr>
-                <w:rFonts w:ascii="Cambria Math" w:hAnsi="Cambria Math"/>
-                <w:color w:val="0000FF"/>
-                <w:sz w:val="24"/>
-                <w:szCs w:val="24"/>
-                <w:lang w:eastAsia="zh-CN"/>
-              </w:rPr>
-              <m:t>D</m:t>
-            </m:r>
-          </m:e>
-          <m:sub>
-            <m:r>
-              <w:rPr>
-                <w:rFonts w:ascii="Cambria Math" w:hAnsi="Cambria Math"/>
-                <w:color w:val="0000FF"/>
-                <w:sz w:val="24"/>
-                <w:szCs w:val="24"/>
-                <w:lang w:eastAsia="zh-CN"/>
-              </w:rPr>
-              <m:t>6</m:t>
-            </m:r>
-          </m:sub>
-        </m:sSub>
-        <m:r>
-          <w:rPr>
-            <w:rFonts w:ascii="Cambria Math" w:hAnsi="Cambria Math"/>
-            <w:color w:val="0000FF"/>
-            <w:sz w:val="24"/>
-            <w:szCs w:val="24"/>
-            <w:lang w:eastAsia="zh-CN"/>
-          </w:rPr>
-          <m:t>=1,</m:t>
-        </m:r>
-        <m:sSub>
-          <m:sSubPr>
-            <m:ctrlPr>
-              <w:rPr>
-                <w:rFonts w:ascii="Cambria Math" w:hAnsi="Cambria Math"/>
-                <w:i/>
-                <w:color w:val="0000FF"/>
-                <w:sz w:val="24"/>
-                <w:szCs w:val="24"/>
-                <w:lang w:eastAsia="zh-CN"/>
-              </w:rPr>
-            </m:ctrlPr>
-          </m:sSubPr>
-          <m:e>
-            <m:r>
-              <w:rPr>
-                <w:rFonts w:ascii="Cambria Math" w:hAnsi="Cambria Math"/>
-                <w:color w:val="0000FF"/>
-                <w:sz w:val="24"/>
-                <w:szCs w:val="24"/>
-                <w:lang w:eastAsia="zh-CN"/>
-              </w:rPr>
-              <m:t>D</m:t>
-            </m:r>
-          </m:e>
-          <m:sub>
-            <m:r>
-              <w:rPr>
-                <w:rFonts w:ascii="Cambria Math" w:hAnsi="Cambria Math"/>
-                <w:color w:val="0000FF"/>
-                <w:sz w:val="24"/>
-                <w:szCs w:val="24"/>
-                <w:lang w:eastAsia="zh-CN"/>
-              </w:rPr>
-              <m:t>7</m:t>
-            </m:r>
-          </m:sub>
-        </m:sSub>
-        <m:r>
-          <w:rPr>
-            <w:rFonts w:ascii="Cambria Math" w:hAnsi="Cambria Math"/>
-            <w:color w:val="0000FF"/>
-            <w:sz w:val="24"/>
-            <w:szCs w:val="24"/>
-            <w:lang w:eastAsia="zh-CN"/>
-          </w:rPr>
-          <m:t>=1,</m:t>
-        </m:r>
-        <m:sSub>
-          <m:sSubPr>
-            <m:ctrlPr>
-              <w:rPr>
-                <w:rFonts w:ascii="Cambria Math" w:hAnsi="Cambria Math"/>
-                <w:i/>
-                <w:color w:val="0000FF"/>
-                <w:sz w:val="24"/>
-                <w:szCs w:val="24"/>
-                <w:lang w:eastAsia="zh-CN"/>
-              </w:rPr>
-            </m:ctrlPr>
-          </m:sSubPr>
-          <m:e>
-            <m:r>
-              <w:rPr>
-                <w:rFonts w:ascii="Cambria Math" w:hAnsi="Cambria Math"/>
-                <w:color w:val="0000FF"/>
-                <w:sz w:val="24"/>
-                <w:szCs w:val="24"/>
-                <w:lang w:eastAsia="zh-CN"/>
-              </w:rPr>
-              <m:t>D</m:t>
-            </m:r>
-          </m:e>
-          <m:sub>
-            <m:r>
-              <w:rPr>
-                <w:rFonts w:ascii="Cambria Math" w:hAnsi="Cambria Math"/>
-                <w:color w:val="0000FF"/>
-                <w:sz w:val="24"/>
-                <w:szCs w:val="24"/>
-                <w:lang w:eastAsia="zh-CN"/>
-              </w:rPr>
-              <m:t>8</m:t>
-            </m:r>
-          </m:sub>
-        </m:sSub>
-        <m:r>
-          <w:rPr>
-            <w:rFonts w:ascii="Cambria Math" w:hAnsi="Cambria Math"/>
-            <w:color w:val="0000FF"/>
-            <w:sz w:val="24"/>
-            <w:szCs w:val="24"/>
-            <w:lang w:eastAsia="zh-CN"/>
-          </w:rPr>
-          <m:t>=0</m:t>
-        </m:r>
-      </m:oMath>
-    </w:p>
-    <w:p>
-      <w:pPr>
-        <w:ind w:firstLine="720"/>
-        <w:rPr>
-          <w:rFonts w:hint="eastAsia"/>
-          <w:color w:val="0000FF"/>
-          <w:sz w:val="24"/>
-          <w:szCs w:val="24"/>
-          <w:lang w:eastAsia="zh-CN"/>
-        </w:rPr>
-      </w:pPr>
-      <w:r>
-        <w:rPr>
-          <w:rFonts w:hint="eastAsia"/>
-          <w:color w:val="0000FF"/>
-          <w:sz w:val="24"/>
-          <w:szCs w:val="24"/>
-          <w:lang w:eastAsia="zh-CN"/>
-        </w:rPr>
-        <w:t>组内已有1:</w:t>
-      </w:r>
-      <m:oMath>
-        <m:r>
-          <w:rPr>
-            <w:rFonts w:ascii="Cambria Math" w:hAnsi="Cambria Math" w:hint="eastAsia"/>
-            <w:color w:val="0000FF"/>
-            <w:sz w:val="24"/>
-            <w:szCs w:val="24"/>
-            <w:lang w:eastAsia="zh-CN"/>
-          </w:rPr>
-          <m:t>1+1+1=3(</m:t>
-        </m:r>
-        <m:r>
-          <w:rPr>
-            <w:rFonts w:ascii="Cambria Math" w:hAnsi="Cambria Math" w:hint="eastAsia"/>
-            <w:color w:val="0000FF"/>
-            <w:sz w:val="24"/>
-            <w:szCs w:val="24"/>
-            <w:lang w:eastAsia="zh-CN"/>
-          </w:rPr>
-          <m:t>奇数</m:t>
-        </m:r>
-        <m:r>
-          <w:rPr>
-            <w:rFonts w:ascii="Cambria Math" w:hAnsi="Cambria Math" w:hint="eastAsia"/>
-            <w:color w:val="0000FF"/>
-            <w:sz w:val="24"/>
-            <w:szCs w:val="24"/>
-            <w:lang w:eastAsia="zh-CN"/>
-          </w:rPr>
-          <m:t>)</m:t>
-        </m:r>
-      </m:oMath>
-      <w:r>
-        <w:rPr>
-          <w:rFonts w:hint="eastAsia"/>
-          <w:color w:val="0000FF"/>
-          <w:sz w:val="24"/>
-          <w:szCs w:val="24"/>
-          <w:lang w:eastAsia="zh-CN"/>
-        </w:rPr>
-        <w:t>，需补1使总数为偶数</w:t>
       </w:r>
     </w:p>
     <w:p>
@@ -13494,7 +13081,7 @@
               <w:szCs w:val="24"/>
               <w:lang w:eastAsia="zh-CN"/>
             </w:rPr>
-            <m:t>=1</m:t>
+            <m:t>=0</m:t>
           </m:r>
         </m:oMath>
       </m:oMathPara>
@@ -13531,21 +13118,8 @@
           <w:szCs w:val="24"/>
           <w:lang w:eastAsia="zh-CN"/>
         </w:rPr>
-        <w:t xml:space="preserve">拼接完整 12 </w:t>
+        <w:t>拼接完整 12 位海明码</w:t>
       </w:r>
-      <w:proofErr w:type="gramStart"/>
-      <w:r>
-        <w:rPr>
-          <w:b/>
-          <w:bCs/>
-          <w:color w:val="0000FF"/>
-          <w:sz w:val="24"/>
-          <w:szCs w:val="24"/>
-          <w:lang w:eastAsia="zh-CN"/>
-        </w:rPr>
-        <w:t>位海明码</w:t>
-      </w:r>
-      <w:proofErr w:type="gramEnd"/>
     </w:p>
     <w:tbl>
       <w:tblPr>
@@ -13583,16 +13157,6 @@
                 <w:lang w:eastAsia="zh-CN"/>
               </w:rPr>
             </w:pPr>
-            <w:r>
-              <w:rPr>
-                <w:rFonts w:hint="eastAsia"/>
-                <w:color w:val="0000FF"/>
-                <w:sz w:val="24"/>
-                <w:szCs w:val="24"/>
-                <w:lang w:eastAsia="zh-CN"/>
-              </w:rPr>
-              <w:t>位号</w:t>
-            </w:r>
           </w:p>
         </w:tc>
         <w:tc>
@@ -13617,7 +13181,7 @@
                 <w:szCs w:val="24"/>
                 <w:lang w:eastAsia="zh-CN"/>
               </w:rPr>
-              <w:t>1</w:t>
+              <w:t>H12</w:t>
             </w:r>
           </w:p>
         </w:tc>
@@ -13643,7 +13207,7 @@
                 <w:szCs w:val="24"/>
                 <w:lang w:eastAsia="zh-CN"/>
               </w:rPr>
-              <w:t>2</w:t>
+              <w:t>H11</w:t>
             </w:r>
           </w:p>
         </w:tc>
@@ -13669,7 +13233,7 @@
                 <w:szCs w:val="24"/>
                 <w:lang w:eastAsia="zh-CN"/>
               </w:rPr>
-              <w:t>3</w:t>
+              <w:t>H10</w:t>
             </w:r>
           </w:p>
         </w:tc>
@@ -13695,7 +13259,7 @@
                 <w:szCs w:val="24"/>
                 <w:lang w:eastAsia="zh-CN"/>
               </w:rPr>
-              <w:t>4</w:t>
+              <w:t>H9</w:t>
             </w:r>
           </w:p>
         </w:tc>
@@ -13721,7 +13285,7 @@
                 <w:szCs w:val="24"/>
                 <w:lang w:eastAsia="zh-CN"/>
               </w:rPr>
-              <w:t>5</w:t>
+              <w:t>H8</w:t>
             </w:r>
           </w:p>
         </w:tc>
@@ -13747,7 +13311,7 @@
                 <w:szCs w:val="24"/>
                 <w:lang w:eastAsia="zh-CN"/>
               </w:rPr>
-              <w:t>6</w:t>
+              <w:t>H7</w:t>
             </w:r>
           </w:p>
         </w:tc>
@@ -13773,7 +13337,7 @@
                 <w:szCs w:val="24"/>
                 <w:lang w:eastAsia="zh-CN"/>
               </w:rPr>
-              <w:t>7</w:t>
+              <w:t>H6</w:t>
             </w:r>
           </w:p>
         </w:tc>
@@ -13799,7 +13363,7 @@
                 <w:szCs w:val="24"/>
                 <w:lang w:eastAsia="zh-CN"/>
               </w:rPr>
-              <w:t>8</w:t>
+              <w:t>H5</w:t>
             </w:r>
           </w:p>
         </w:tc>
@@ -13825,7 +13389,7 @@
                 <w:szCs w:val="24"/>
                 <w:lang w:eastAsia="zh-CN"/>
               </w:rPr>
-              <w:t>9</w:t>
+              <w:t>H4</w:t>
             </w:r>
           </w:p>
         </w:tc>
@@ -13851,7 +13415,7 @@
                 <w:szCs w:val="24"/>
                 <w:lang w:eastAsia="zh-CN"/>
               </w:rPr>
-              <w:t>10</w:t>
+              <w:t>H3</w:t>
             </w:r>
           </w:p>
         </w:tc>
@@ -13877,7 +13441,7 @@
                 <w:szCs w:val="24"/>
                 <w:lang w:eastAsia="zh-CN"/>
               </w:rPr>
-              <w:t>11</w:t>
+              <w:t>H2</w:t>
             </w:r>
           </w:p>
         </w:tc>
@@ -13903,7 +13467,7 @@
                 <w:szCs w:val="24"/>
                 <w:lang w:eastAsia="zh-CN"/>
               </w:rPr>
-              <w:t>12</w:t>
+              <w:t>H1</w:t>
             </w:r>
           </w:p>
         </w:tc>
@@ -13931,6 +13495,356 @@
                 <w:szCs w:val="24"/>
                 <w:lang w:eastAsia="zh-CN"/>
               </w:rPr>
+              <w:t>位号</w:t>
+            </w:r>
+          </w:p>
+        </w:tc>
+        <w:tc>
+          <w:tcPr>
+            <w:tcW w:w="682" w:type="dxa"/>
+          </w:tcPr>
+          <w:p>
+            <w:pPr>
+              <w:rPr>
+                <w:rFonts w:hint="eastAsia"/>
+                <w:color w:val="0000FF"/>
+                <w:sz w:val="24"/>
+                <w:szCs w:val="24"/>
+                <w:lang w:eastAsia="zh-CN"/>
+              </w:rPr>
+            </w:pPr>
+            <w:r>
+              <w:rPr>
+                <w:rFonts w:hint="eastAsia"/>
+                <w:color w:val="0000FF"/>
+                <w:sz w:val="24"/>
+                <w:szCs w:val="24"/>
+                <w:lang w:eastAsia="zh-CN"/>
+              </w:rPr>
+              <w:t>1</w:t>
+            </w:r>
+            <w:r>
+              <w:rPr>
+                <w:rFonts w:hint="eastAsia"/>
+                <w:color w:val="0000FF"/>
+                <w:sz w:val="24"/>
+                <w:szCs w:val="24"/>
+                <w:lang w:eastAsia="zh-CN"/>
+              </w:rPr>
+              <w:t>2</w:t>
+            </w:r>
+          </w:p>
+        </w:tc>
+        <w:tc>
+          <w:tcPr>
+            <w:tcW w:w="681" w:type="dxa"/>
+          </w:tcPr>
+          <w:p>
+            <w:pPr>
+              <w:rPr>
+                <w:rFonts w:hint="eastAsia"/>
+                <w:color w:val="0000FF"/>
+                <w:sz w:val="24"/>
+                <w:szCs w:val="24"/>
+                <w:lang w:eastAsia="zh-CN"/>
+              </w:rPr>
+            </w:pPr>
+            <w:r>
+              <w:rPr>
+                <w:rFonts w:hint="eastAsia"/>
+                <w:color w:val="0000FF"/>
+                <w:sz w:val="24"/>
+                <w:szCs w:val="24"/>
+                <w:lang w:eastAsia="zh-CN"/>
+              </w:rPr>
+              <w:t>11</w:t>
+            </w:r>
+          </w:p>
+        </w:tc>
+        <w:tc>
+          <w:tcPr>
+            <w:tcW w:w="681" w:type="dxa"/>
+          </w:tcPr>
+          <w:p>
+            <w:pPr>
+              <w:rPr>
+                <w:rFonts w:hint="eastAsia"/>
+                <w:color w:val="0000FF"/>
+                <w:sz w:val="24"/>
+                <w:szCs w:val="24"/>
+                <w:lang w:eastAsia="zh-CN"/>
+              </w:rPr>
+            </w:pPr>
+            <w:r>
+              <w:rPr>
+                <w:rFonts w:hint="eastAsia"/>
+                <w:color w:val="0000FF"/>
+                <w:sz w:val="24"/>
+                <w:szCs w:val="24"/>
+                <w:lang w:eastAsia="zh-CN"/>
+              </w:rPr>
+              <w:t>10</w:t>
+            </w:r>
+          </w:p>
+        </w:tc>
+        <w:tc>
+          <w:tcPr>
+            <w:tcW w:w="681" w:type="dxa"/>
+          </w:tcPr>
+          <w:p>
+            <w:pPr>
+              <w:rPr>
+                <w:rFonts w:hint="eastAsia"/>
+                <w:color w:val="0000FF"/>
+                <w:sz w:val="24"/>
+                <w:szCs w:val="24"/>
+                <w:lang w:eastAsia="zh-CN"/>
+              </w:rPr>
+            </w:pPr>
+            <w:r>
+              <w:rPr>
+                <w:rFonts w:hint="eastAsia"/>
+                <w:color w:val="0000FF"/>
+                <w:sz w:val="24"/>
+                <w:szCs w:val="24"/>
+                <w:lang w:eastAsia="zh-CN"/>
+              </w:rPr>
+              <w:t>9</w:t>
+            </w:r>
+          </w:p>
+        </w:tc>
+        <w:tc>
+          <w:tcPr>
+            <w:tcW w:w="681" w:type="dxa"/>
+          </w:tcPr>
+          <w:p>
+            <w:pPr>
+              <w:rPr>
+                <w:rFonts w:hint="eastAsia"/>
+                <w:color w:val="0000FF"/>
+                <w:sz w:val="24"/>
+                <w:szCs w:val="24"/>
+                <w:lang w:eastAsia="zh-CN"/>
+              </w:rPr>
+            </w:pPr>
+            <w:r>
+              <w:rPr>
+                <w:rFonts w:hint="eastAsia"/>
+                <w:color w:val="0000FF"/>
+                <w:sz w:val="24"/>
+                <w:szCs w:val="24"/>
+                <w:lang w:eastAsia="zh-CN"/>
+              </w:rPr>
+              <w:t>8</w:t>
+            </w:r>
+          </w:p>
+        </w:tc>
+        <w:tc>
+          <w:tcPr>
+            <w:tcW w:w="681" w:type="dxa"/>
+          </w:tcPr>
+          <w:p>
+            <w:pPr>
+              <w:rPr>
+                <w:rFonts w:hint="eastAsia"/>
+                <w:color w:val="0000FF"/>
+                <w:sz w:val="24"/>
+                <w:szCs w:val="24"/>
+                <w:lang w:eastAsia="zh-CN"/>
+              </w:rPr>
+            </w:pPr>
+            <w:r>
+              <w:rPr>
+                <w:rFonts w:hint="eastAsia"/>
+                <w:color w:val="0000FF"/>
+                <w:sz w:val="24"/>
+                <w:szCs w:val="24"/>
+                <w:lang w:eastAsia="zh-CN"/>
+              </w:rPr>
+              <w:t>7</w:t>
+            </w:r>
+          </w:p>
+        </w:tc>
+        <w:tc>
+          <w:tcPr>
+            <w:tcW w:w="681" w:type="dxa"/>
+          </w:tcPr>
+          <w:p>
+            <w:pPr>
+              <w:rPr>
+                <w:rFonts w:hint="eastAsia"/>
+                <w:color w:val="0000FF"/>
+                <w:sz w:val="24"/>
+                <w:szCs w:val="24"/>
+                <w:lang w:eastAsia="zh-CN"/>
+              </w:rPr>
+            </w:pPr>
+            <w:r>
+              <w:rPr>
+                <w:rFonts w:hint="eastAsia"/>
+                <w:color w:val="0000FF"/>
+                <w:sz w:val="24"/>
+                <w:szCs w:val="24"/>
+                <w:lang w:eastAsia="zh-CN"/>
+              </w:rPr>
+              <w:t>6</w:t>
+            </w:r>
+          </w:p>
+        </w:tc>
+        <w:tc>
+          <w:tcPr>
+            <w:tcW w:w="681" w:type="dxa"/>
+          </w:tcPr>
+          <w:p>
+            <w:pPr>
+              <w:rPr>
+                <w:rFonts w:hint="eastAsia"/>
+                <w:color w:val="0000FF"/>
+                <w:sz w:val="24"/>
+                <w:szCs w:val="24"/>
+                <w:lang w:eastAsia="zh-CN"/>
+              </w:rPr>
+            </w:pPr>
+            <w:r>
+              <w:rPr>
+                <w:rFonts w:hint="eastAsia"/>
+                <w:color w:val="0000FF"/>
+                <w:sz w:val="24"/>
+                <w:szCs w:val="24"/>
+                <w:lang w:eastAsia="zh-CN"/>
+              </w:rPr>
+              <w:t>5</w:t>
+            </w:r>
+          </w:p>
+        </w:tc>
+        <w:tc>
+          <w:tcPr>
+            <w:tcW w:w="681" w:type="dxa"/>
+          </w:tcPr>
+          <w:p>
+            <w:pPr>
+              <w:rPr>
+                <w:rFonts w:hint="eastAsia"/>
+                <w:color w:val="0000FF"/>
+                <w:sz w:val="24"/>
+                <w:szCs w:val="24"/>
+                <w:lang w:eastAsia="zh-CN"/>
+              </w:rPr>
+            </w:pPr>
+            <w:r>
+              <w:rPr>
+                <w:rFonts w:hint="eastAsia"/>
+                <w:color w:val="0000FF"/>
+                <w:sz w:val="24"/>
+                <w:szCs w:val="24"/>
+                <w:lang w:eastAsia="zh-CN"/>
+              </w:rPr>
+              <w:t>4</w:t>
+            </w:r>
+          </w:p>
+        </w:tc>
+        <w:tc>
+          <w:tcPr>
+            <w:tcW w:w="691" w:type="dxa"/>
+          </w:tcPr>
+          <w:p>
+            <w:pPr>
+              <w:rPr>
+                <w:rFonts w:hint="eastAsia"/>
+                <w:color w:val="0000FF"/>
+                <w:sz w:val="24"/>
+                <w:szCs w:val="24"/>
+                <w:lang w:eastAsia="zh-CN"/>
+              </w:rPr>
+            </w:pPr>
+            <w:r>
+              <w:rPr>
+                <w:rFonts w:hint="eastAsia"/>
+                <w:color w:val="0000FF"/>
+                <w:sz w:val="24"/>
+                <w:szCs w:val="24"/>
+                <w:lang w:eastAsia="zh-CN"/>
+              </w:rPr>
+              <w:t>3</w:t>
+            </w:r>
+          </w:p>
+        </w:tc>
+        <w:tc>
+          <w:tcPr>
+            <w:tcW w:w="691" w:type="dxa"/>
+          </w:tcPr>
+          <w:p>
+            <w:pPr>
+              <w:rPr>
+                <w:rFonts w:hint="eastAsia"/>
+                <w:color w:val="0000FF"/>
+                <w:sz w:val="24"/>
+                <w:szCs w:val="24"/>
+                <w:lang w:eastAsia="zh-CN"/>
+              </w:rPr>
+            </w:pPr>
+            <w:r>
+              <w:rPr>
+                <w:rFonts w:hint="eastAsia"/>
+                <w:color w:val="0000FF"/>
+                <w:sz w:val="24"/>
+                <w:szCs w:val="24"/>
+                <w:lang w:eastAsia="zh-CN"/>
+              </w:rPr>
+              <w:t>2</w:t>
+            </w:r>
+          </w:p>
+        </w:tc>
+        <w:tc>
+          <w:tcPr>
+            <w:tcW w:w="652" w:type="dxa"/>
+          </w:tcPr>
+          <w:p>
+            <w:pPr>
+              <w:rPr>
+                <w:rFonts w:hint="eastAsia"/>
+                <w:color w:val="0000FF"/>
+                <w:sz w:val="24"/>
+                <w:szCs w:val="24"/>
+                <w:lang w:eastAsia="zh-CN"/>
+              </w:rPr>
+            </w:pPr>
+            <w:r>
+              <w:rPr>
+                <w:rFonts w:hint="eastAsia"/>
+                <w:color w:val="0000FF"/>
+                <w:sz w:val="24"/>
+                <w:szCs w:val="24"/>
+                <w:lang w:eastAsia="zh-CN"/>
+              </w:rPr>
+              <w:t>1</w:t>
+            </w:r>
+          </w:p>
+        </w:tc>
+      </w:tr>
+      <w:tr>
+        <w:tc>
+          <w:tcPr>
+            <w:tcW w:w="737" w:type="dxa"/>
+          </w:tcPr>
+          <w:p>
+            <w:pPr>
+              <w:rPr>
+                <w:rFonts w:hint="eastAsia"/>
+                <w:color w:val="0000FF"/>
+                <w:sz w:val="24"/>
+                <w:szCs w:val="24"/>
+                <w:lang w:eastAsia="zh-CN"/>
+              </w:rPr>
+            </w:pPr>
+            <w:r>
+              <w:rPr>
+                <w:rFonts w:hint="eastAsia"/>
+                <w:color w:val="0000FF"/>
+                <w:sz w:val="24"/>
+                <w:szCs w:val="24"/>
+                <w:lang w:eastAsia="zh-CN"/>
+              </w:rPr>
               <w:t>码值</w:t>
             </w:r>
           </w:p>
@@ -13957,7 +13871,7 @@
                 <w:szCs w:val="24"/>
                 <w:lang w:eastAsia="zh-CN"/>
               </w:rPr>
-              <w:t>P</w:t>
+              <w:t>D</w:t>
             </w:r>
             <w:r>
               <w:rPr>
@@ -13968,7 +13882,54 @@
                 <w:vertAlign w:val="subscript"/>
                 <w:lang w:eastAsia="zh-CN"/>
               </w:rPr>
-              <w:t>1</w:t>
+              <w:t>8</w:t>
+            </w:r>
+            <w:r>
+              <w:rPr>
+                <w:rFonts w:hint="eastAsia"/>
+                <w:color w:val="0000FF"/>
+                <w:sz w:val="24"/>
+                <w:szCs w:val="24"/>
+                <w:lang w:eastAsia="zh-CN"/>
+              </w:rPr>
+              <w:t>=0</w:t>
+            </w:r>
+          </w:p>
+        </w:tc>
+        <w:tc>
+          <w:tcPr>
+            <w:tcW w:w="681" w:type="dxa"/>
+          </w:tcPr>
+          <w:p>
+            <w:pPr>
+              <w:rPr>
+                <w:rFonts w:hint="eastAsia"/>
+                <w:color w:val="0000FF"/>
+                <w:sz w:val="24"/>
+                <w:szCs w:val="24"/>
+                <w:lang w:eastAsia="zh-CN"/>
+              </w:rPr>
+            </w:pPr>
+            <w:r>
+              <w:rPr>
+                <w:rFonts w:hint="eastAsia"/>
+                <w:color w:val="0000FF"/>
+                <w:sz w:val="24"/>
+                <w:szCs w:val="24"/>
+                <w:lang w:eastAsia="zh-CN"/>
+              </w:rPr>
+              <w:t>D</w:t>
+            </w:r>
+            <w:r>
+              <w:rPr>
+                <w:rFonts w:hint="eastAsia"/>
+                <w:color w:val="0000FF"/>
+                <w:sz w:val="24"/>
+                <w:szCs w:val="24"/>
+                <w:vertAlign w:val="subscript"/>
+                <w:lang w:eastAsia="zh-CN"/>
+              </w:rPr>
+              <w:t>7</w:t>
             </w:r>
             <w:r>
               <w:rPr>
@@ -14004,6 +13965,110 @@
                 <w:szCs w:val="24"/>
                 <w:lang w:eastAsia="zh-CN"/>
               </w:rPr>
+              <w:t>D</w:t>
+            </w:r>
+            <w:r>
+              <w:rPr>
+                <w:rFonts w:hint="eastAsia"/>
+                <w:color w:val="0000FF"/>
+                <w:sz w:val="24"/>
+                <w:szCs w:val="24"/>
+                <w:vertAlign w:val="subscript"/>
+                <w:lang w:eastAsia="zh-CN"/>
+              </w:rPr>
+              <w:t>6</w:t>
+            </w:r>
+            <w:r>
+              <w:rPr>
+                <w:rFonts w:hint="eastAsia"/>
+                <w:color w:val="0000FF"/>
+                <w:sz w:val="24"/>
+                <w:szCs w:val="24"/>
+                <w:lang w:eastAsia="zh-CN"/>
+              </w:rPr>
+              <w:t>=</w:t>
+            </w:r>
+            <w:r>
+              <w:rPr>
+                <w:rFonts w:hint="eastAsia"/>
+                <w:color w:val="0000FF"/>
+                <w:sz w:val="24"/>
+                <w:szCs w:val="24"/>
+                <w:lang w:eastAsia="zh-CN"/>
+              </w:rPr>
+              <w:t>1</w:t>
+            </w:r>
+          </w:p>
+        </w:tc>
+        <w:tc>
+          <w:tcPr>
+            <w:tcW w:w="681" w:type="dxa"/>
+          </w:tcPr>
+          <w:p>
+            <w:pPr>
+              <w:rPr>
+                <w:rFonts w:hint="eastAsia"/>
+                <w:color w:val="0000FF"/>
+                <w:sz w:val="24"/>
+                <w:szCs w:val="24"/>
+                <w:lang w:eastAsia="zh-CN"/>
+              </w:rPr>
+            </w:pPr>
+            <w:r>
+              <w:rPr>
+                <w:rFonts w:hint="eastAsia"/>
+                <w:color w:val="0000FF"/>
+                <w:sz w:val="24"/>
+                <w:szCs w:val="24"/>
+                <w:lang w:eastAsia="zh-CN"/>
+              </w:rPr>
+              <w:t>D</w:t>
+            </w:r>
+            <w:r>
+              <w:rPr>
+                <w:rFonts w:hint="eastAsia"/>
+                <w:color w:val="0000FF"/>
+                <w:sz w:val="24"/>
+                <w:szCs w:val="24"/>
+                <w:vertAlign w:val="subscript"/>
+                <w:lang w:eastAsia="zh-CN"/>
+              </w:rPr>
+              <w:t>5</w:t>
+            </w:r>
+            <w:r>
+              <w:rPr>
+                <w:rFonts w:hint="eastAsia"/>
+                <w:color w:val="0000FF"/>
+                <w:sz w:val="24"/>
+                <w:szCs w:val="24"/>
+                <w:lang w:eastAsia="zh-CN"/>
+              </w:rPr>
+              <w:t>=0</w:t>
+            </w:r>
+          </w:p>
+        </w:tc>
+        <w:tc>
+          <w:tcPr>
+            <w:tcW w:w="681" w:type="dxa"/>
+          </w:tcPr>
+          <w:p>
+            <w:pPr>
+              <w:rPr>
+                <w:rFonts w:hint="eastAsia"/>
+                <w:color w:val="0000FF"/>
+                <w:sz w:val="24"/>
+                <w:szCs w:val="24"/>
+                <w:lang w:eastAsia="zh-CN"/>
+              </w:rPr>
+            </w:pPr>
+            <w:r>
+              <w:rPr>
+                <w:rFonts w:hint="eastAsia"/>
+                <w:color w:val="0000FF"/>
+                <w:sz w:val="24"/>
+                <w:szCs w:val="24"/>
+                <w:lang w:eastAsia="zh-CN"/>
+              </w:rPr>
               <w:t>P</w:t>
             </w:r>
             <w:r>
@@ -14015,7 +14080,64 @@
                 <w:vertAlign w:val="subscript"/>
                 <w:lang w:eastAsia="zh-CN"/>
               </w:rPr>
-              <w:t>2</w:t>
+              <w:t>8</w:t>
+            </w:r>
+            <w:r>
+              <w:rPr>
+                <w:rFonts w:hint="eastAsia"/>
+                <w:color w:val="0000FF"/>
+                <w:sz w:val="24"/>
+                <w:szCs w:val="24"/>
+                <w:lang w:eastAsia="zh-CN"/>
+              </w:rPr>
+              <w:t>=</w:t>
+            </w:r>
+            <w:r>
+              <w:rPr>
+                <w:rFonts w:hint="eastAsia"/>
+                <w:color w:val="0000FF"/>
+                <w:sz w:val="24"/>
+                <w:szCs w:val="24"/>
+                <w:lang w:eastAsia="zh-CN"/>
+              </w:rPr>
+              <w:t>0</w:t>
+            </w:r>
+          </w:p>
+        </w:tc>
+        <w:tc>
+          <w:tcPr>
+            <w:tcW w:w="681" w:type="dxa"/>
+          </w:tcPr>
+          <w:p>
+            <w:pPr>
+              <w:rPr>
+                <w:rFonts w:hint="eastAsia"/>
+                <w:color w:val="0000FF"/>
+                <w:sz w:val="24"/>
+                <w:szCs w:val="24"/>
+                <w:lang w:eastAsia="zh-CN"/>
+              </w:rPr>
+            </w:pPr>
+            <w:r>
+              <w:rPr>
+                <w:rFonts w:hint="eastAsia"/>
+                <w:color w:val="0000FF"/>
+                <w:sz w:val="24"/>
+                <w:szCs w:val="24"/>
+                <w:lang w:eastAsia="zh-CN"/>
+              </w:rPr>
+              <w:t>D</w:t>
+            </w:r>
+            <w:r>
+              <w:rPr>
+                <w:rFonts w:hint="eastAsia"/>
+                <w:color w:val="0000FF"/>
+                <w:sz w:val="24"/>
+                <w:szCs w:val="24"/>
+                <w:vertAlign w:val="subscript"/>
+                <w:lang w:eastAsia="zh-CN"/>
+              </w:rPr>
+              <w:t>4</w:t>
             </w:r>
             <w:r>
               <w:rPr>
@@ -14062,7 +14184,7 @@
                 <w:vertAlign w:val="subscript"/>
                 <w:lang w:eastAsia="zh-CN"/>
               </w:rPr>
-              <w:t>1</w:t>
+              <w:t>3</w:t>
             </w:r>
             <w:r>
               <w:rPr>
@@ -14072,33 +14194,7 @@
                 <w:szCs w:val="24"/>
                 <w:lang w:eastAsia="zh-CN"/>
               </w:rPr>
-              <w:t>=0</w:t>
-            </w:r>
-          </w:p>
-        </w:tc>
-        <w:tc>
-          <w:tcPr>
-            <w:tcW w:w="681" w:type="dxa"/>
-          </w:tcPr>
-          <w:p>
-            <w:pPr>
-              <w:rPr>
-                <w:rFonts w:hint="eastAsia"/>
-                <w:color w:val="0000FF"/>
-                <w:sz w:val="24"/>
-                <w:szCs w:val="24"/>
-                <w:lang w:eastAsia="zh-CN"/>
-              </w:rPr>
-            </w:pPr>
-            <w:r>
-              <w:rPr>
-                <w:rFonts w:hint="eastAsia"/>
-                <w:color w:val="0000FF"/>
-                <w:sz w:val="24"/>
-                <w:szCs w:val="24"/>
-                <w:lang w:eastAsia="zh-CN"/>
-              </w:rPr>
-              <w:t>P</w:t>
+              <w:t>=</w:t>
             </w:r>
             <w:r>
               <w:rPr>
@@ -14106,20 +14202,9 @@
                 <w:color w:val="0000FF"/>
                 <w:sz w:val="24"/>
                 <w:szCs w:val="24"/>
-                <w:vertAlign w:val="subscript"/>
-                <w:lang w:eastAsia="zh-CN"/>
-              </w:rPr>
-              <w:t>4</w:t>
-            </w:r>
-            <w:r>
-              <w:rPr>
-                <w:rFonts w:hint="eastAsia"/>
-                <w:color w:val="0000FF"/>
-                <w:sz w:val="24"/>
-                <w:szCs w:val="24"/>
-                <w:lang w:eastAsia="zh-CN"/>
-              </w:rPr>
-              <w:t>=0</w:t>
+                <w:lang w:eastAsia="zh-CN"/>
+              </w:rPr>
+              <w:t>1</w:t>
             </w:r>
           </w:p>
         </w:tc>
@@ -14192,100 +14277,6 @@
                 <w:szCs w:val="24"/>
                 <w:lang w:eastAsia="zh-CN"/>
               </w:rPr>
-              <w:t>D</w:t>
-            </w:r>
-            <w:r>
-              <w:rPr>
-                <w:rFonts w:hint="eastAsia"/>
-                <w:color w:val="0000FF"/>
-                <w:sz w:val="24"/>
-                <w:szCs w:val="24"/>
-                <w:vertAlign w:val="subscript"/>
-                <w:lang w:eastAsia="zh-CN"/>
-              </w:rPr>
-              <w:t>3</w:t>
-            </w:r>
-            <w:r>
-              <w:rPr>
-                <w:rFonts w:hint="eastAsia"/>
-                <w:color w:val="0000FF"/>
-                <w:sz w:val="24"/>
-                <w:szCs w:val="24"/>
-                <w:lang w:eastAsia="zh-CN"/>
-              </w:rPr>
-              <w:t>=1</w:t>
-            </w:r>
-          </w:p>
-        </w:tc>
-        <w:tc>
-          <w:tcPr>
-            <w:tcW w:w="681" w:type="dxa"/>
-          </w:tcPr>
-          <w:p>
-            <w:pPr>
-              <w:rPr>
-                <w:rFonts w:hint="eastAsia"/>
-                <w:color w:val="0000FF"/>
-                <w:sz w:val="24"/>
-                <w:szCs w:val="24"/>
-                <w:lang w:eastAsia="zh-CN"/>
-              </w:rPr>
-            </w:pPr>
-            <w:r>
-              <w:rPr>
-                <w:rFonts w:hint="eastAsia"/>
-                <w:color w:val="0000FF"/>
-                <w:sz w:val="24"/>
-                <w:szCs w:val="24"/>
-                <w:lang w:eastAsia="zh-CN"/>
-              </w:rPr>
-              <w:t>D</w:t>
-            </w:r>
-            <w:r>
-              <w:rPr>
-                <w:rFonts w:hint="eastAsia"/>
-                <w:color w:val="0000FF"/>
-                <w:sz w:val="24"/>
-                <w:szCs w:val="24"/>
-                <w:vertAlign w:val="subscript"/>
-                <w:lang w:eastAsia="zh-CN"/>
-              </w:rPr>
-              <w:t>4</w:t>
-            </w:r>
-            <w:r>
-              <w:rPr>
-                <w:rFonts w:hint="eastAsia"/>
-                <w:color w:val="0000FF"/>
-                <w:sz w:val="24"/>
-                <w:szCs w:val="24"/>
-                <w:lang w:eastAsia="zh-CN"/>
-              </w:rPr>
-              <w:t>=0</w:t>
-            </w:r>
-          </w:p>
-        </w:tc>
-        <w:tc>
-          <w:tcPr>
-            <w:tcW w:w="681" w:type="dxa"/>
-          </w:tcPr>
-          <w:p>
-            <w:pPr>
-              <w:rPr>
-                <w:rFonts w:hint="eastAsia"/>
-                <w:color w:val="0000FF"/>
-                <w:sz w:val="24"/>
-                <w:szCs w:val="24"/>
-                <w:lang w:eastAsia="zh-CN"/>
-              </w:rPr>
-            </w:pPr>
-            <w:r>
-              <w:rPr>
-                <w:rFonts w:hint="eastAsia"/>
-                <w:color w:val="0000FF"/>
-                <w:sz w:val="24"/>
-                <w:szCs w:val="24"/>
-                <w:lang w:eastAsia="zh-CN"/>
-              </w:rPr>
               <w:t>P</w:t>
             </w:r>
             <w:r>
@@ -14297,54 +14288,7 @@
                 <w:vertAlign w:val="subscript"/>
                 <w:lang w:eastAsia="zh-CN"/>
               </w:rPr>
-              <w:t>8</w:t>
-            </w:r>
-            <w:r>
-              <w:rPr>
-                <w:rFonts w:hint="eastAsia"/>
-                <w:color w:val="0000FF"/>
-                <w:sz w:val="24"/>
-                <w:szCs w:val="24"/>
-                <w:lang w:eastAsia="zh-CN"/>
-              </w:rPr>
-              <w:t>=1</w:t>
-            </w:r>
-          </w:p>
-        </w:tc>
-        <w:tc>
-          <w:tcPr>
-            <w:tcW w:w="681" w:type="dxa"/>
-          </w:tcPr>
-          <w:p>
-            <w:pPr>
-              <w:rPr>
-                <w:rFonts w:hint="eastAsia"/>
-                <w:color w:val="0000FF"/>
-                <w:sz w:val="24"/>
-                <w:szCs w:val="24"/>
-                <w:lang w:eastAsia="zh-CN"/>
-              </w:rPr>
-            </w:pPr>
-            <w:r>
-              <w:rPr>
-                <w:rFonts w:hint="eastAsia"/>
-                <w:color w:val="0000FF"/>
-                <w:sz w:val="24"/>
-                <w:szCs w:val="24"/>
-                <w:lang w:eastAsia="zh-CN"/>
-              </w:rPr>
-              <w:t>D</w:t>
-            </w:r>
-            <w:r>
-              <w:rPr>
-                <w:rFonts w:hint="eastAsia"/>
-                <w:color w:val="0000FF"/>
-                <w:sz w:val="24"/>
-                <w:szCs w:val="24"/>
-                <w:vertAlign w:val="subscript"/>
-                <w:lang w:eastAsia="zh-CN"/>
-              </w:rPr>
-              <w:t>5</w:t>
+              <w:t>4</w:t>
             </w:r>
             <w:r>
               <w:rPr>
@@ -14391,7 +14335,7 @@
                 <w:vertAlign w:val="subscript"/>
                 <w:lang w:eastAsia="zh-CN"/>
               </w:rPr>
-              <w:t>6</w:t>
+              <w:t>1</w:t>
             </w:r>
             <w:r>
               <w:rPr>
@@ -14401,7 +14345,7 @@
                 <w:szCs w:val="24"/>
                 <w:lang w:eastAsia="zh-CN"/>
               </w:rPr>
-              <w:t>=1</w:t>
+              <w:t>=0</w:t>
             </w:r>
           </w:p>
         </w:tc>
@@ -14427,7 +14371,7 @@
                 <w:szCs w:val="24"/>
                 <w:lang w:eastAsia="zh-CN"/>
               </w:rPr>
-              <w:t>D</w:t>
+              <w:t>P</w:t>
             </w:r>
             <w:r>
               <w:rPr>
@@ -14438,7 +14382,7 @@
                 <w:vertAlign w:val="subscript"/>
                 <w:lang w:eastAsia="zh-CN"/>
               </w:rPr>
-              <w:t>7</w:t>
+              <w:t>2</w:t>
             </w:r>
             <w:r>
               <w:rPr>
@@ -14448,7 +14392,17 @@
                 <w:szCs w:val="24"/>
                 <w:lang w:eastAsia="zh-CN"/>
               </w:rPr>
-              <w:t>=1</w:t>
+              <w:t>=</w:t>
+            </w:r>
+            <w:r>
+              <w:rPr>
+                <w:rFonts w:hint="eastAsia"/>
+                <w:color w:val="0000FF"/>
+                <w:sz w:val="24"/>
+                <w:szCs w:val="24"/>
+                <w:lang w:eastAsia="zh-CN"/>
+              </w:rPr>
+              <w:t>0</w:t>
             </w:r>
           </w:p>
         </w:tc>
@@ -14474,7 +14428,7 @@
                 <w:szCs w:val="24"/>
                 <w:lang w:eastAsia="zh-CN"/>
               </w:rPr>
-              <w:t>D</w:t>
+              <w:t>P</w:t>
             </w:r>
             <w:r>
               <w:rPr>
@@ -14485,7 +14439,7 @@
                 <w:vertAlign w:val="subscript"/>
                 <w:lang w:eastAsia="zh-CN"/>
               </w:rPr>
-              <w:t>8</w:t>
+              <w:t>1</w:t>
             </w:r>
             <w:r>
               <w:rPr>
@@ -14495,7 +14449,7 @@
                 <w:szCs w:val="24"/>
                 <w:lang w:eastAsia="zh-CN"/>
               </w:rPr>
-              <w:t>=0</w:t>
+              <w:t>=1</w:t>
             </w:r>
           </w:p>
         </w:tc>
@@ -14520,7 +14474,17 @@
           <w:szCs w:val="24"/>
           <w:lang w:eastAsia="zh-CN"/>
         </w:rPr>
-        <w:t>按位顺序连写:   1 1 0 0 1 1 0 1 1 1 1 0</w:t>
+        <w:t xml:space="preserve">按位顺序连写:   </w:t>
+      </w:r>
+      <w:r>
+        <w:rPr>
+          <w:rFonts w:hint="eastAsia"/>
+          <w:color w:val="0000FF"/>
+          <w:sz w:val="24"/>
+          <w:szCs w:val="24"/>
+          <w:lang w:eastAsia="zh-CN"/>
+        </w:rPr>
+        <w:t>0 1 1 0 0 1 1 1 1 0 0 1</w:t>
       </w:r>
     </w:p>
     <w:p>
@@ -15176,47 +15140,7 @@
           <w:szCs w:val="24"/>
           <w:lang w:eastAsia="zh-CN"/>
         </w:rPr>
-        <w:t xml:space="preserve">，对 4 </w:t>
-      </w:r>
-      <w:proofErr w:type="gramStart"/>
-      <w:r>
-        <w:rPr>
-          <w:color w:val="0000FF"/>
-          <w:sz w:val="24"/>
-          <w:szCs w:val="24"/>
-          <w:lang w:eastAsia="zh-CN"/>
-        </w:rPr>
-        <w:t>个</w:t>
-      </w:r>
-      <w:proofErr w:type="gramEnd"/>
-      <w:r>
-        <w:rPr>
-          <w:color w:val="0000FF"/>
-          <w:sz w:val="24"/>
-          <w:szCs w:val="24"/>
-          <w:lang w:eastAsia="zh-CN"/>
-        </w:rPr>
-        <w:t xml:space="preserve">分组分别模 2 求和，得到 4 </w:t>
-      </w:r>
-      <w:proofErr w:type="gramStart"/>
-      <w:r>
-        <w:rPr>
-          <w:color w:val="0000FF"/>
-          <w:sz w:val="24"/>
-          <w:szCs w:val="24"/>
-          <w:lang w:eastAsia="zh-CN"/>
-        </w:rPr>
-        <w:t>个</w:t>
-      </w:r>
-      <w:proofErr w:type="gramEnd"/>
-      <w:r>
-        <w:rPr>
-          <w:color w:val="0000FF"/>
-          <w:sz w:val="24"/>
-          <w:szCs w:val="24"/>
-          <w:lang w:eastAsia="zh-CN"/>
-        </w:rPr>
-        <w:t>校正因子</w:t>
+        <w:t>，对 4 个分组分别模 2 求和，得到 4 个校正因子</w:t>
       </w:r>
       <m:oMath>
         <m:sSub>
@@ -15572,17 +15496,7 @@
           <w:szCs w:val="24"/>
           <w:lang w:eastAsia="zh-CN"/>
         </w:rPr>
-        <w:t>顺序拼接成 4 位二进制数，该二进制组合</w:t>
-      </w:r>
-      <w:proofErr w:type="gramStart"/>
-      <w:r>
-        <w:rPr>
-          <w:color w:val="0000FF"/>
-          <w:sz w:val="24"/>
-          <w:szCs w:val="24"/>
-          <w:lang w:eastAsia="zh-CN"/>
-        </w:rPr>
-        <w:t>称为</w:t>
+        <w:t>顺序拼接成 4 位二进制数，该二进制组合称为</w:t>
       </w:r>
       <w:r>
         <w:rPr>
@@ -15593,19 +15507,7 @@
           <w:szCs w:val="24"/>
           <w:lang w:eastAsia="zh-CN"/>
         </w:rPr>
-        <w:t>指</w:t>
-      </w:r>
-      <w:proofErr w:type="gramEnd"/>
-      <w:r>
-        <w:rPr>
-          <w:b/>
-          <w:bCs/>
-          <w:color w:val="0000FF"/>
-          <w:sz w:val="24"/>
-          <w:szCs w:val="24"/>
-          <w:lang w:eastAsia="zh-CN"/>
-        </w:rPr>
-        <w:t>错字（校正子）</w:t>
+        <w:t>指错字（校正子）</w:t>
       </w:r>
       <w:r>
         <w:rPr>
@@ -16011,6 +15913,16 @@
                       </m:r>
                     </m:sub>
                   </m:sSub>
+                  <m:r>
+                    <w:rPr>
+                      <w:rFonts w:ascii="Cambria Math" w:hAnsi="Cambria Math"/>
+                      <w:color w:val="0000FF"/>
+                      <w:sz w:val="24"/>
+                      <w:szCs w:val="24"/>
+                      <w:lang w:eastAsia="zh-CN"/>
+                    </w:rPr>
+                    <m:t>=0</m:t>
+                  </m:r>
                 </m:e>
                 <m:e>
                   <m:sSub>
@@ -16339,6 +16251,16 @@
                       </m:r>
                     </m:sub>
                   </m:sSub>
+                  <m:r>
+                    <w:rPr>
+                      <w:rFonts w:ascii="Cambria Math" w:hAnsi="Cambria Math"/>
+                      <w:color w:val="0000FF"/>
+                      <w:sz w:val="24"/>
+                      <w:szCs w:val="24"/>
+                      <w:lang w:eastAsia="zh-CN"/>
+                    </w:rPr>
+                    <m:t>=0</m:t>
+                  </m:r>
                   <m:ctrlPr>
                     <w:rPr>
                       <w:rFonts w:ascii="Cambria Math" w:eastAsia="Cambria Math" w:hAnsi="Cambria Math" w:cs="Cambria Math"/>
@@ -16627,6 +16549,16 @@
                       </m:r>
                     </m:sub>
                   </m:sSub>
+                  <m:r>
+                    <w:rPr>
+                      <w:rFonts w:ascii="Cambria Math" w:hAnsi="Cambria Math"/>
+                      <w:color w:val="0000FF"/>
+                      <w:sz w:val="24"/>
+                      <w:szCs w:val="24"/>
+                      <w:lang w:eastAsia="zh-CN"/>
+                    </w:rPr>
+                    <m:t>=0</m:t>
+                  </m:r>
                   <m:ctrlPr>
                     <w:rPr>
                       <w:rFonts w:ascii="Cambria Math" w:eastAsia="Cambria Math" w:hAnsi="Cambria Math" w:cs="Cambria Math"/>
@@ -16915,6 +16847,16 @@
                       </m:r>
                     </m:sub>
                   </m:sSub>
+                  <m:r>
+                    <w:rPr>
+                      <w:rFonts w:ascii="Cambria Math" w:hAnsi="Cambria Math"/>
+                      <w:color w:val="0000FF"/>
+                      <w:sz w:val="24"/>
+                      <w:szCs w:val="24"/>
+                      <w:lang w:eastAsia="zh-CN"/>
+                    </w:rPr>
+                    <m:t>=0</m:t>
+                  </m:r>
                 </m:e>
               </m:eqArr>
             </m:e>
@@ -17362,6 +17304,193 @@
           <w:lang w:eastAsia="zh-CN"/>
         </w:rPr>
       </w:pPr>
+      <m:oMathPara>
+        <m:oMath>
+          <m:sSub>
+            <m:sSubPr>
+              <m:ctrlPr>
+                <w:rPr>
+                  <w:rFonts w:ascii="Cambria Math" w:hAnsi="Cambria Math"/>
+                  <w:i/>
+                  <w:color w:val="0000FF"/>
+                  <w:sz w:val="24"/>
+                  <w:szCs w:val="24"/>
+                  <w:lang w:eastAsia="zh-CN"/>
+                </w:rPr>
+              </m:ctrlPr>
+            </m:sSubPr>
+            <m:e>
+              <m:r>
+                <w:rPr>
+                  <w:rFonts w:ascii="Cambria Math" w:hAnsi="Cambria Math" w:hint="eastAsia"/>
+                  <w:color w:val="0000FF"/>
+                  <w:sz w:val="24"/>
+                  <w:szCs w:val="24"/>
+                  <w:lang w:eastAsia="zh-CN"/>
+                </w:rPr>
+                <m:t>S</m:t>
+              </m:r>
+            </m:e>
+            <m:sub>
+              <m:r>
+                <w:rPr>
+                  <w:rFonts w:ascii="Cambria Math" w:hAnsi="Cambria Math"/>
+                  <w:color w:val="0000FF"/>
+                  <w:sz w:val="24"/>
+                  <w:szCs w:val="24"/>
+                  <w:lang w:eastAsia="zh-CN"/>
+                </w:rPr>
+                <m:t>8</m:t>
+              </m:r>
+            </m:sub>
+          </m:sSub>
+          <m:sSub>
+            <m:sSubPr>
+              <m:ctrlPr>
+                <w:rPr>
+                  <w:rFonts w:ascii="Cambria Math" w:hAnsi="Cambria Math"/>
+                  <w:i/>
+                  <w:color w:val="0000FF"/>
+                  <w:sz w:val="24"/>
+                  <w:szCs w:val="24"/>
+                  <w:lang w:eastAsia="zh-CN"/>
+                </w:rPr>
+              </m:ctrlPr>
+            </m:sSubPr>
+            <m:e>
+              <m:r>
+                <w:rPr>
+                  <w:rFonts w:ascii="Cambria Math" w:hAnsi="Cambria Math" w:hint="eastAsia"/>
+                  <w:color w:val="0000FF"/>
+                  <w:sz w:val="24"/>
+                  <w:szCs w:val="24"/>
+                  <w:lang w:eastAsia="zh-CN"/>
+                </w:rPr>
+                <m:t>S</m:t>
+              </m:r>
+            </m:e>
+            <m:sub>
+              <m:r>
+                <w:rPr>
+                  <w:rFonts w:ascii="Cambria Math" w:hAnsi="Cambria Math"/>
+                  <w:color w:val="0000FF"/>
+                  <w:sz w:val="24"/>
+                  <w:szCs w:val="24"/>
+                  <w:lang w:eastAsia="zh-CN"/>
+                </w:rPr>
+                <m:t>4</m:t>
+              </m:r>
+            </m:sub>
+          </m:sSub>
+          <m:sSub>
+            <m:sSubPr>
+              <m:ctrlPr>
+                <w:rPr>
+                  <w:rFonts w:ascii="Cambria Math" w:hAnsi="Cambria Math"/>
+                  <w:i/>
+                  <w:color w:val="0000FF"/>
+                  <w:sz w:val="24"/>
+                  <w:szCs w:val="24"/>
+                  <w:lang w:eastAsia="zh-CN"/>
+                </w:rPr>
+              </m:ctrlPr>
+            </m:sSubPr>
+            <m:e>
+              <m:r>
+                <w:rPr>
+                  <w:rFonts w:ascii="Cambria Math" w:hAnsi="Cambria Math" w:hint="eastAsia"/>
+                  <w:color w:val="0000FF"/>
+                  <w:sz w:val="24"/>
+                  <w:szCs w:val="24"/>
+                  <w:lang w:eastAsia="zh-CN"/>
+                </w:rPr>
+                <m:t>S</m:t>
+              </m:r>
+            </m:e>
+            <m:sub>
+              <m:r>
+                <w:rPr>
+                  <w:rFonts w:ascii="Cambria Math" w:hAnsi="Cambria Math"/>
+                  <w:color w:val="0000FF"/>
+                  <w:sz w:val="24"/>
+                  <w:szCs w:val="24"/>
+                  <w:lang w:eastAsia="zh-CN"/>
+                </w:rPr>
+                <m:t>2</m:t>
+              </m:r>
+            </m:sub>
+          </m:sSub>
+          <m:sSub>
+            <m:sSubPr>
+              <m:ctrlPr>
+                <w:rPr>
+                  <w:rFonts w:ascii="Cambria Math" w:hAnsi="Cambria Math"/>
+                  <w:i/>
+                  <w:color w:val="0000FF"/>
+                  <w:sz w:val="24"/>
+                  <w:szCs w:val="24"/>
+                  <w:lang w:eastAsia="zh-CN"/>
+                </w:rPr>
+              </m:ctrlPr>
+            </m:sSubPr>
+            <m:e>
+              <m:r>
+                <w:rPr>
+                  <w:rFonts w:ascii="Cambria Math" w:hAnsi="Cambria Math" w:hint="eastAsia"/>
+                  <w:color w:val="0000FF"/>
+                  <w:sz w:val="24"/>
+                  <w:szCs w:val="24"/>
+                  <w:lang w:eastAsia="zh-CN"/>
+                </w:rPr>
+                <m:t>S</m:t>
+              </m:r>
+            </m:e>
+            <m:sub>
+              <m:r>
+                <w:rPr>
+                  <w:rFonts w:ascii="Cambria Math" w:hAnsi="Cambria Math"/>
+                  <w:color w:val="0000FF"/>
+                  <w:sz w:val="24"/>
+                  <w:szCs w:val="24"/>
+                  <w:lang w:eastAsia="zh-CN"/>
+                </w:rPr>
+                <m:t>1</m:t>
+              </m:r>
+            </m:sub>
+          </m:sSub>
+          <m:r>
+            <w:rPr>
+              <w:rFonts w:ascii="Cambria Math" w:hAnsi="Cambria Math"/>
+              <w:color w:val="0000FF"/>
+              <w:sz w:val="24"/>
+              <w:szCs w:val="24"/>
+              <w:lang w:eastAsia="zh-CN"/>
+            </w:rPr>
+            <m:t>=0000</m:t>
+          </m:r>
+        </m:oMath>
+      </m:oMathPara>
+    </w:p>
+    <w:p>
+      <w:pPr>
+        <w:rPr>
+          <w:rFonts w:hint="eastAsia"/>
+          <w:color w:val="0000FF"/>
+          <w:sz w:val="24"/>
+          <w:szCs w:val="24"/>
+          <w:lang w:eastAsia="zh-CN"/>
+        </w:rPr>
+      </w:pPr>
+      <w:r>
+        <w:rPr>
+          <w:rFonts w:hint="eastAsia"/>
+          <w:color w:val="0000FF"/>
+          <w:sz w:val="24"/>
+          <w:szCs w:val="24"/>
+          <w:lang w:eastAsia="zh-CN"/>
+        </w:rPr>
+        <w:t>无错</w:t>
+      </w:r>
     </w:p>
     <w:sectPr>
       <w:pgSz w:w="12240" w:h="15840"/>
